--- a/docs/Dokumentasi_ETL_Airflow_572392.docx
+++ b/docs/Dokumentasi_ETL_Airflow_572392.docx
@@ -78,7 +78,8 @@
     </w:p>
     <w:tbl>
       <w:tblPr>
-        <w:tblW w:w="9300" w:type="dxa"/>
+        <w:tblW w:w="9295" w:type="dxa"/>
+        <w:tblInd w:w="5" w:type="dxa"/>
         <w:tblBorders>
           <w:top w:val="single" w:sz="4" w:space="0" w:color="auto"/>
           <w:left w:val="single" w:sz="4" w:space="0" w:color="auto"/>
@@ -94,19 +95,13 @@
         <w:tblLook w:val="04A0" w:firstRow="1" w:lastRow="0" w:firstColumn="1" w:lastColumn="0" w:noHBand="0" w:noVBand="1"/>
       </w:tblPr>
       <w:tblGrid>
-        <w:gridCol w:w="2800"/>
-        <w:gridCol w:w="6500"/>
+        <w:gridCol w:w="2799"/>
+        <w:gridCol w:w="6496"/>
       </w:tblGrid>
       <w:tr>
-        <w:tblPrEx>
-          <w:tblCellMar>
-            <w:top w:w="0" w:type="dxa"/>
-            <w:bottom w:w="0" w:type="dxa"/>
-          </w:tblCellMar>
-        </w:tblPrEx>
         <w:tc>
           <w:tcPr>
-            <w:tcW w:w="2800" w:type="dxa"/>
+            <w:tcW w:w="2799" w:type="dxa"/>
             <w:tcBorders>
               <w:top w:val="none" w:sz="0" w:space="0" w:color="FFFFFF"/>
               <w:left w:val="none" w:sz="0" w:space="0" w:color="FFFFFF"/>
@@ -127,18 +122,7 @@
                 <w:sz w:val="18"/>
                 <w:szCs w:val="18"/>
               </w:rPr>
-              <w:t>Nama</w:t>
-            </w:r>
-            <w:r>
-              <w:rPr>
-                <w:rFonts w:ascii="Arial" w:eastAsia="Arial" w:hAnsi="Arial" w:cs="Arial"/>
-                <w:b/>
-                <w:bCs/>
-                <w:color w:val="0F3460"/>
-                <w:sz w:val="18"/>
-                <w:szCs w:val="18"/>
-              </w:rPr>
-              <w:t xml:space="preserve"> / NIM</w:t>
+              <w:t>Nama / NIM</w:t>
             </w:r>
             <w:r>
               <w:rPr>
@@ -155,7 +139,7 @@
         </w:tc>
         <w:tc>
           <w:tcPr>
-            <w:tcW w:w="6500" w:type="dxa"/>
+            <w:tcW w:w="6496" w:type="dxa"/>
             <w:tcBorders>
               <w:top w:val="none" w:sz="0" w:space="0" w:color="FFFFFF"/>
               <w:left w:val="none" w:sz="0" w:space="0" w:color="FFFFFF"/>
@@ -194,8 +178,102 @@
                 <w:sz w:val="18"/>
                 <w:szCs w:val="18"/>
               </w:rPr>
-              <w:t xml:space="preserve"> / </w:t>
+              <w:t xml:space="preserve"> / 572392  </w:t>
             </w:r>
+          </w:p>
+        </w:tc>
+      </w:tr>
+      <w:tr>
+        <w:tc>
+          <w:tcPr>
+            <w:tcW w:w="2799" w:type="dxa"/>
+            <w:tcBorders>
+              <w:top w:val="none" w:sz="0" w:space="0" w:color="FFFFFF"/>
+              <w:left w:val="none" w:sz="0" w:space="0" w:color="FFFFFF"/>
+              <w:bottom w:val="none" w:sz="0" w:space="0" w:color="FFFFFF"/>
+              <w:right w:val="none" w:sz="0" w:space="0" w:color="FFFFFF"/>
+            </w:tcBorders>
+          </w:tcPr>
+          <w:p>
+            <w:pPr>
+              <w:spacing w:after="40"/>
+              <w:rPr>
+                <w:rFonts w:ascii="Arial" w:eastAsia="Arial" w:hAnsi="Arial" w:cs="Arial"/>
+                <w:b/>
+                <w:bCs/>
+                <w:color w:val="0F3460"/>
+                <w:sz w:val="18"/>
+                <w:szCs w:val="18"/>
+              </w:rPr>
+            </w:pPr>
+            <w:r>
+              <w:rPr>
+                <w:rFonts w:ascii="Arial" w:eastAsia="Arial" w:hAnsi="Arial" w:cs="Arial"/>
+                <w:b/>
+                <w:bCs/>
+                <w:color w:val="0F3460"/>
+                <w:sz w:val="18"/>
+                <w:szCs w:val="18"/>
+              </w:rPr>
+              <w:t xml:space="preserve">Repository </w:t>
+            </w:r>
+            <w:proofErr w:type="spellStart"/>
+            <w:r>
+              <w:rPr>
+                <w:rFonts w:ascii="Arial" w:eastAsia="Arial" w:hAnsi="Arial" w:cs="Arial"/>
+                <w:b/>
+                <w:bCs/>
+                <w:color w:val="0F3460"/>
+                <w:sz w:val="18"/>
+                <w:szCs w:val="18"/>
+              </w:rPr>
+              <w:t>Github</w:t>
+            </w:r>
+            <w:proofErr w:type="spellEnd"/>
+            <w:r>
+              <w:rPr>
+                <w:rFonts w:ascii="Arial" w:eastAsia="Arial" w:hAnsi="Arial" w:cs="Arial"/>
+                <w:b/>
+                <w:bCs/>
+                <w:color w:val="0F3460"/>
+                <w:sz w:val="18"/>
+                <w:szCs w:val="18"/>
+              </w:rPr>
+              <w:t xml:space="preserve"> :</w:t>
+            </w:r>
+          </w:p>
+        </w:tc>
+        <w:tc>
+          <w:tcPr>
+            <w:tcW w:w="6496" w:type="dxa"/>
+            <w:tcBorders>
+              <w:top w:val="none" w:sz="0" w:space="0" w:color="FFFFFF"/>
+              <w:left w:val="none" w:sz="0" w:space="0" w:color="FFFFFF"/>
+              <w:bottom w:val="none" w:sz="0" w:space="0" w:color="FFFFFF"/>
+              <w:right w:val="none" w:sz="0" w:space="0" w:color="FFFFFF"/>
+            </w:tcBorders>
+          </w:tcPr>
+          <w:p>
+            <w:pPr>
+              <w:spacing w:after="40"/>
+              <w:rPr>
+                <w:rFonts w:ascii="Arial" w:eastAsia="Arial" w:hAnsi="Arial" w:cs="Arial"/>
+                <w:color w:val="333333"/>
+                <w:sz w:val="18"/>
+                <w:szCs w:val="18"/>
+              </w:rPr>
+            </w:pPr>
+            <w:hyperlink r:id="rId6" w:history="1">
+              <w:r>
+                <w:rPr>
+                  <w:rStyle w:val="Hyperlink"/>
+                  <w:rFonts w:ascii="Arial" w:eastAsia="Arial" w:hAnsi="Arial" w:cs="Arial"/>
+                  <w:sz w:val="18"/>
+                  <w:szCs w:val="18"/>
+                </w:rPr>
+                <w:t xml:space="preserve">https://github.com/AndreasAndityaTI/tugas_airflow </w:t>
+              </w:r>
+            </w:hyperlink>
             <w:r>
               <w:rPr>
                 <w:rFonts w:ascii="Arial" w:eastAsia="Arial" w:hAnsi="Arial" w:cs="Arial"/>
@@ -203,16 +281,7 @@
                 <w:sz w:val="18"/>
                 <w:szCs w:val="18"/>
               </w:rPr>
-              <w:t>572392</w:t>
-            </w:r>
-            <w:r>
-              <w:rPr>
-                <w:rFonts w:ascii="Arial" w:eastAsia="Arial" w:hAnsi="Arial" w:cs="Arial"/>
-                <w:color w:val="333333"/>
-                <w:sz w:val="18"/>
-                <w:szCs w:val="18"/>
-              </w:rPr>
-              <w:t xml:space="preserve">  </w:t>
+              <w:t xml:space="preserve"> </w:t>
             </w:r>
           </w:p>
         </w:tc>
@@ -313,7 +382,7 @@
         </w:rPr>
         <w:t xml:space="preserve"> Sample Superstore (</w:t>
       </w:r>
-      <w:hyperlink r:id="rId5" w:history="1">
+      <w:hyperlink r:id="rId7" w:history="1">
         <w:r>
           <w:rPr>
             <w:rStyle w:val="Hyperlink"/>
@@ -321,25 +390,7 @@
             <w:sz w:val="19"/>
             <w:szCs w:val="19"/>
           </w:rPr>
-          <w:t>kaggle.com/datasets/vivek468/sup</w:t>
-        </w:r>
-        <w:r>
-          <w:rPr>
-            <w:rStyle w:val="Hyperlink"/>
-            <w:rFonts w:ascii="Arial" w:eastAsia="Arial" w:hAnsi="Arial" w:cs="Arial"/>
-            <w:sz w:val="19"/>
-            <w:szCs w:val="19"/>
-          </w:rPr>
-          <w:t>e</w:t>
-        </w:r>
-        <w:r>
-          <w:rPr>
-            <w:rStyle w:val="Hyperlink"/>
-            <w:rFonts w:ascii="Arial" w:eastAsia="Arial" w:hAnsi="Arial" w:cs="Arial"/>
-            <w:sz w:val="19"/>
-            <w:szCs w:val="19"/>
-          </w:rPr>
-          <w:t>rstore-dataset-final</w:t>
+          <w:t>kaggle.com/datasets/vivek468/superstore-dataset-final</w:t>
         </w:r>
       </w:hyperlink>
       <w:r>
@@ -4111,6 +4162,201 @@
         <w:t>Eksekusi</w:t>
       </w:r>
       <w:proofErr w:type="spellEnd"/>
+    </w:p>
+    <w:p>
+      <w:pPr>
+        <w:spacing w:after="100"/>
+        <w:ind w:firstLine="720"/>
+        <w:jc w:val="both"/>
+      </w:pPr>
+      <w:r>
+        <w:rPr>
+          <w:rFonts w:ascii="Arial" w:eastAsia="Arial" w:hAnsi="Arial" w:cs="Arial"/>
+          <w:sz w:val="19"/>
+          <w:szCs w:val="19"/>
+        </w:rPr>
+        <w:t xml:space="preserve">Pipeline </w:t>
+      </w:r>
+      <w:proofErr w:type="spellStart"/>
+      <w:r>
+        <w:rPr>
+          <w:rFonts w:ascii="Arial" w:eastAsia="Arial" w:hAnsi="Arial" w:cs="Arial"/>
+          <w:sz w:val="19"/>
+          <w:szCs w:val="19"/>
+        </w:rPr>
+        <w:t>diuji</w:t>
+      </w:r>
+      <w:proofErr w:type="spellEnd"/>
+      <w:r>
+        <w:rPr>
+          <w:rFonts w:ascii="Arial" w:eastAsia="Arial" w:hAnsi="Arial" w:cs="Arial"/>
+          <w:sz w:val="19"/>
+          <w:szCs w:val="19"/>
+        </w:rPr>
+        <w:t xml:space="preserve"> end-to-end </w:t>
+      </w:r>
+      <w:proofErr w:type="spellStart"/>
+      <w:r>
+        <w:rPr>
+          <w:rFonts w:ascii="Arial" w:eastAsia="Arial" w:hAnsi="Arial" w:cs="Arial"/>
+          <w:sz w:val="19"/>
+          <w:szCs w:val="19"/>
+        </w:rPr>
+        <w:t>secara</w:t>
+      </w:r>
+      <w:proofErr w:type="spellEnd"/>
+      <w:r>
+        <w:rPr>
+          <w:rFonts w:ascii="Arial" w:eastAsia="Arial" w:hAnsi="Arial" w:cs="Arial"/>
+          <w:sz w:val="19"/>
+          <w:szCs w:val="19"/>
+        </w:rPr>
+        <w:t xml:space="preserve"> standalone (</w:t>
+      </w:r>
+      <w:proofErr w:type="spellStart"/>
+      <w:r>
+        <w:rPr>
+          <w:rFonts w:ascii="Arial" w:eastAsia="Arial" w:hAnsi="Arial" w:cs="Arial"/>
+          <w:sz w:val="19"/>
+          <w:szCs w:val="19"/>
+        </w:rPr>
+        <w:t>tanpa</w:t>
+      </w:r>
+      <w:proofErr w:type="spellEnd"/>
+      <w:r>
+        <w:rPr>
+          <w:rFonts w:ascii="Arial" w:eastAsia="Arial" w:hAnsi="Arial" w:cs="Arial"/>
+          <w:sz w:val="19"/>
+          <w:szCs w:val="19"/>
+        </w:rPr>
+        <w:t xml:space="preserve"> Airflow scheduler) </w:t>
+      </w:r>
+      <w:proofErr w:type="spellStart"/>
+      <w:r>
+        <w:rPr>
+          <w:rFonts w:ascii="Arial" w:eastAsia="Arial" w:hAnsi="Arial" w:cs="Arial"/>
+          <w:sz w:val="19"/>
+          <w:szCs w:val="19"/>
+        </w:rPr>
+        <w:t>dengan</w:t>
+      </w:r>
+      <w:proofErr w:type="spellEnd"/>
+      <w:r>
+        <w:rPr>
+          <w:rFonts w:ascii="Arial" w:eastAsia="Arial" w:hAnsi="Arial" w:cs="Arial"/>
+          <w:sz w:val="19"/>
+          <w:szCs w:val="19"/>
+        </w:rPr>
+        <w:t xml:space="preserve"> </w:t>
+      </w:r>
+      <w:proofErr w:type="spellStart"/>
+      <w:r>
+        <w:rPr>
+          <w:rFonts w:ascii="Arial" w:eastAsia="Arial" w:hAnsi="Arial" w:cs="Arial"/>
+          <w:sz w:val="19"/>
+          <w:szCs w:val="19"/>
+        </w:rPr>
+        <w:t>memanggil</w:t>
+      </w:r>
+      <w:proofErr w:type="spellEnd"/>
+      <w:r>
+        <w:rPr>
+          <w:rFonts w:ascii="Arial" w:eastAsia="Arial" w:hAnsi="Arial" w:cs="Arial"/>
+          <w:sz w:val="19"/>
+          <w:szCs w:val="19"/>
+        </w:rPr>
+        <w:t xml:space="preserve"> </w:t>
+      </w:r>
+      <w:proofErr w:type="spellStart"/>
+      <w:r>
+        <w:rPr>
+          <w:rFonts w:ascii="Arial" w:eastAsia="Arial" w:hAnsi="Arial" w:cs="Arial"/>
+          <w:sz w:val="19"/>
+          <w:szCs w:val="19"/>
+        </w:rPr>
+        <w:t>keempat</w:t>
+      </w:r>
+      <w:proofErr w:type="spellEnd"/>
+      <w:r>
+        <w:rPr>
+          <w:rFonts w:ascii="Arial" w:eastAsia="Arial" w:hAnsi="Arial" w:cs="Arial"/>
+          <w:sz w:val="19"/>
+          <w:szCs w:val="19"/>
+        </w:rPr>
+        <w:t xml:space="preserve"> </w:t>
+      </w:r>
+      <w:proofErr w:type="spellStart"/>
+      <w:r>
+        <w:rPr>
+          <w:rFonts w:ascii="Arial" w:eastAsia="Arial" w:hAnsi="Arial" w:cs="Arial"/>
+          <w:sz w:val="19"/>
+          <w:szCs w:val="19"/>
+        </w:rPr>
+        <w:t>fungsi</w:t>
+      </w:r>
+      <w:proofErr w:type="spellEnd"/>
+      <w:r>
+        <w:rPr>
+          <w:rFonts w:ascii="Arial" w:eastAsia="Arial" w:hAnsi="Arial" w:cs="Arial"/>
+          <w:sz w:val="19"/>
+          <w:szCs w:val="19"/>
+        </w:rPr>
+        <w:t xml:space="preserve"> </w:t>
+      </w:r>
+      <w:proofErr w:type="spellStart"/>
+      <w:r>
+        <w:rPr>
+          <w:rFonts w:ascii="Arial" w:eastAsia="Arial" w:hAnsi="Arial" w:cs="Arial"/>
+          <w:sz w:val="19"/>
+          <w:szCs w:val="19"/>
+        </w:rPr>
+        <w:t>secara</w:t>
+      </w:r>
+      <w:proofErr w:type="spellEnd"/>
+      <w:r>
+        <w:rPr>
+          <w:rFonts w:ascii="Arial" w:eastAsia="Arial" w:hAnsi="Arial" w:cs="Arial"/>
+          <w:sz w:val="19"/>
+          <w:szCs w:val="19"/>
+        </w:rPr>
+        <w:t xml:space="preserve"> </w:t>
+      </w:r>
+      <w:proofErr w:type="spellStart"/>
+      <w:r>
+        <w:rPr>
+          <w:rFonts w:ascii="Arial" w:eastAsia="Arial" w:hAnsi="Arial" w:cs="Arial"/>
+          <w:sz w:val="19"/>
+          <w:szCs w:val="19"/>
+        </w:rPr>
+        <w:t>berurutan</w:t>
+      </w:r>
+      <w:proofErr w:type="spellEnd"/>
+      <w:r>
+        <w:rPr>
+          <w:rFonts w:ascii="Arial" w:eastAsia="Arial" w:hAnsi="Arial" w:cs="Arial"/>
+          <w:sz w:val="19"/>
+          <w:szCs w:val="19"/>
+        </w:rPr>
+        <w:t xml:space="preserve">. Hasil yang </w:t>
+      </w:r>
+      <w:proofErr w:type="spellStart"/>
+      <w:r>
+        <w:rPr>
+          <w:rFonts w:ascii="Arial" w:eastAsia="Arial" w:hAnsi="Arial" w:cs="Arial"/>
+          <w:sz w:val="19"/>
+          <w:szCs w:val="19"/>
+        </w:rPr>
+        <w:t>dihasilkan</w:t>
+      </w:r>
+      <w:proofErr w:type="spellEnd"/>
+      <w:r>
+        <w:rPr>
+          <w:rFonts w:ascii="Arial" w:eastAsia="Arial" w:hAnsi="Arial" w:cs="Arial"/>
+          <w:sz w:val="19"/>
+          <w:szCs w:val="19"/>
+        </w:rPr>
+        <w:t>:</w:t>
+      </w:r>
     </w:p>
     <w:tbl>
       <w:tblPr>
@@ -4134,12 +4380,6 @@
         <w:gridCol w:w="6100"/>
       </w:tblGrid>
       <w:tr>
-        <w:tblPrEx>
-          <w:tblCellMar>
-            <w:top w:w="0" w:type="dxa"/>
-            <w:bottom w:w="0" w:type="dxa"/>
-          </w:tblCellMar>
-        </w:tblPrEx>
         <w:tc>
           <w:tcPr>
             <w:tcW w:w="3200" w:type="dxa"/>
@@ -4196,12 +4436,6 @@
         </w:tc>
       </w:tr>
       <w:tr>
-        <w:tblPrEx>
-          <w:tblCellMar>
-            <w:top w:w="0" w:type="dxa"/>
-            <w:bottom w:w="0" w:type="dxa"/>
-          </w:tblCellMar>
-        </w:tblPrEx>
         <w:tc>
           <w:tcPr>
             <w:tcW w:w="3200" w:type="dxa"/>
@@ -4223,6 +4457,7 @@
                 <w:sz w:val="17"/>
                 <w:szCs w:val="17"/>
               </w:rPr>
+              <w:lastRenderedPageBreak/>
               <w:t>superstore_staging.csv</w:t>
             </w:r>
           </w:p>
@@ -4292,12 +4527,6 @@
         </w:tc>
       </w:tr>
       <w:tr>
-        <w:tblPrEx>
-          <w:tblCellMar>
-            <w:top w:w="0" w:type="dxa"/>
-            <w:bottom w:w="0" w:type="dxa"/>
-          </w:tblCellMar>
-        </w:tblPrEx>
         <w:tc>
           <w:tcPr>
             <w:tcW w:w="3200" w:type="dxa"/>
@@ -4379,12 +4608,6 @@
         </w:tc>
       </w:tr>
       <w:tr>
-        <w:tblPrEx>
-          <w:tblCellMar>
-            <w:top w:w="0" w:type="dxa"/>
-            <w:bottom w:w="0" w:type="dxa"/>
-          </w:tblCellMar>
-        </w:tblPrEx>
         <w:tc>
           <w:tcPr>
             <w:tcW w:w="3200" w:type="dxa"/>
@@ -4406,7 +4629,6 @@
                 <w:sz w:val="17"/>
                 <w:szCs w:val="17"/>
               </w:rPr>
-              <w:lastRenderedPageBreak/>
               <w:t>category_summary.csv</w:t>
             </w:r>
           </w:p>
@@ -4476,12 +4698,6 @@
         </w:tc>
       </w:tr>
       <w:tr>
-        <w:tblPrEx>
-          <w:tblCellMar>
-            <w:top w:w="0" w:type="dxa"/>
-            <w:bottom w:w="0" w:type="dxa"/>
-          </w:tblCellMar>
-        </w:tblPrEx>
         <w:tc>
           <w:tcPr>
             <w:tcW w:w="3200" w:type="dxa"/>
@@ -4552,12 +4768,6 @@
         </w:tc>
       </w:tr>
       <w:tr>
-        <w:tblPrEx>
-          <w:tblCellMar>
-            <w:top w:w="0" w:type="dxa"/>
-            <w:bottom w:w="0" w:type="dxa"/>
-          </w:tblCellMar>
-        </w:tblPrEx>
         <w:tc>
           <w:tcPr>
             <w:tcW w:w="3200" w:type="dxa"/>
@@ -4639,12 +4849,6 @@
         </w:tc>
       </w:tr>
       <w:tr>
-        <w:tblPrEx>
-          <w:tblCellMar>
-            <w:top w:w="0" w:type="dxa"/>
-            <w:bottom w:w="0" w:type="dxa"/>
-          </w:tblCellMar>
-        </w:tblPrEx>
         <w:tc>
           <w:tcPr>
             <w:tcW w:w="3200" w:type="dxa"/>
@@ -4715,12 +4919,6 @@
         </w:tc>
       </w:tr>
       <w:tr>
-        <w:tblPrEx>
-          <w:tblCellMar>
-            <w:top w:w="0" w:type="dxa"/>
-            <w:bottom w:w="0" w:type="dxa"/>
-          </w:tblCellMar>
-        </w:tblPrEx>
         <w:tc>
           <w:tcPr>
             <w:tcW w:w="3200" w:type="dxa"/>
@@ -4804,12 +5002,6 @@
         </w:tc>
       </w:tr>
       <w:tr>
-        <w:tblPrEx>
-          <w:tblCellMar>
-            <w:top w:w="0" w:type="dxa"/>
-            <w:bottom w:w="0" w:type="dxa"/>
-          </w:tblCellMar>
-        </w:tblPrEx>
         <w:tc>
           <w:tcPr>
             <w:tcW w:w="3200" w:type="dxa"/>
@@ -4924,944 +5116,42 @@
     </w:tbl>
     <w:p>
       <w:pPr>
-        <w:spacing w:before="200" w:after="100"/>
-      </w:pPr>
-      <w:r>
-        <w:t>Pipeline diuji end-to-end secara standalone (tanpa Airflow scheduler) dengan memanggil keempat fungsi secara berurutan, serta melalui Airflow CLI (airflow dags test). Semua task berstatus SUCCESS tanpa error.</w:t>
-      </w:r>
-    </w:p>
-    <w:p>
-      <w:pPr>
-        <w:spacing w:after="40"/>
-        <w:ind w:left="200"/>
-      </w:pPr>
-      <w:r>
-        <w:rPr>
-          <w:rFonts w:ascii="Arial" w:eastAsia="Arial" w:hAnsi="Arial" w:cs="Arial"/>
-          <w:b/>
-          <w:bCs/>
-          <w:sz w:val="19"/>
-          <w:szCs w:val="19"/>
-        </w:rPr>
-        <w:t xml:space="preserve">• Path data </w:t>
-      </w:r>
-      <w:proofErr w:type="spellStart"/>
-      <w:r>
-        <w:rPr>
-          <w:rFonts w:ascii="Arial" w:eastAsia="Arial" w:hAnsi="Arial" w:cs="Arial"/>
-          <w:b/>
-          <w:bCs/>
-          <w:sz w:val="19"/>
-          <w:szCs w:val="19"/>
-        </w:rPr>
-        <w:t>relatif</w:t>
-      </w:r>
-      <w:proofErr w:type="spellEnd"/>
-      <w:r>
-        <w:rPr>
-          <w:rFonts w:ascii="Arial" w:eastAsia="Arial" w:hAnsi="Arial" w:cs="Arial"/>
-          <w:b/>
-          <w:bCs/>
-          <w:sz w:val="19"/>
-          <w:szCs w:val="19"/>
-        </w:rPr>
-        <w:t xml:space="preserve"> </w:t>
-      </w:r>
-      <w:proofErr w:type="spellStart"/>
-      <w:r>
-        <w:rPr>
-          <w:rFonts w:ascii="Arial" w:eastAsia="Arial" w:hAnsi="Arial" w:cs="Arial"/>
-          <w:b/>
-          <w:bCs/>
-          <w:sz w:val="19"/>
-          <w:szCs w:val="19"/>
-        </w:rPr>
-        <w:t>terhadap</w:t>
-      </w:r>
-      <w:proofErr w:type="spellEnd"/>
-      <w:r>
-        <w:rPr>
-          <w:rFonts w:ascii="Arial" w:eastAsia="Arial" w:hAnsi="Arial" w:cs="Arial"/>
-          <w:b/>
-          <w:bCs/>
-          <w:sz w:val="19"/>
-          <w:szCs w:val="19"/>
-        </w:rPr>
-        <w:t xml:space="preserve"> DAG file. </w:t>
-      </w:r>
-      <w:r>
-        <w:rPr>
-          <w:rFonts w:ascii="Arial" w:eastAsia="Arial" w:hAnsi="Arial" w:cs="Arial"/>
-          <w:sz w:val="19"/>
-          <w:szCs w:val="19"/>
-        </w:rPr>
-        <w:t xml:space="preserve">Airflow </w:t>
-      </w:r>
-      <w:proofErr w:type="spellStart"/>
-      <w:r>
-        <w:rPr>
-          <w:rFonts w:ascii="Arial" w:eastAsia="Arial" w:hAnsi="Arial" w:cs="Arial"/>
-          <w:sz w:val="19"/>
-          <w:szCs w:val="19"/>
-        </w:rPr>
-        <w:t>menjalankan</w:t>
-      </w:r>
-      <w:proofErr w:type="spellEnd"/>
-      <w:r>
-        <w:rPr>
-          <w:rFonts w:ascii="Arial" w:eastAsia="Arial" w:hAnsi="Arial" w:cs="Arial"/>
-          <w:sz w:val="19"/>
-          <w:szCs w:val="19"/>
-        </w:rPr>
-        <w:t xml:space="preserve"> task </w:t>
-      </w:r>
-      <w:proofErr w:type="spellStart"/>
-      <w:r>
-        <w:rPr>
-          <w:rFonts w:ascii="Arial" w:eastAsia="Arial" w:hAnsi="Arial" w:cs="Arial"/>
-          <w:sz w:val="19"/>
-          <w:szCs w:val="19"/>
-        </w:rPr>
-        <w:t>dari</w:t>
-      </w:r>
-      <w:proofErr w:type="spellEnd"/>
-      <w:r>
-        <w:rPr>
-          <w:rFonts w:ascii="Arial" w:eastAsia="Arial" w:hAnsi="Arial" w:cs="Arial"/>
-          <w:sz w:val="19"/>
-          <w:szCs w:val="19"/>
-        </w:rPr>
-        <w:t xml:space="preserve"> working directory yang </w:t>
-      </w:r>
-      <w:proofErr w:type="spellStart"/>
-      <w:r>
-        <w:rPr>
-          <w:rFonts w:ascii="Arial" w:eastAsia="Arial" w:hAnsi="Arial" w:cs="Arial"/>
-          <w:sz w:val="19"/>
-          <w:szCs w:val="19"/>
-        </w:rPr>
-        <w:t>bisa</w:t>
-      </w:r>
-      <w:proofErr w:type="spellEnd"/>
-      <w:r>
-        <w:rPr>
-          <w:rFonts w:ascii="Arial" w:eastAsia="Arial" w:hAnsi="Arial" w:cs="Arial"/>
-          <w:sz w:val="19"/>
-          <w:szCs w:val="19"/>
-        </w:rPr>
-        <w:t xml:space="preserve"> </w:t>
-      </w:r>
-      <w:proofErr w:type="spellStart"/>
-      <w:r>
-        <w:rPr>
-          <w:rFonts w:ascii="Arial" w:eastAsia="Arial" w:hAnsi="Arial" w:cs="Arial"/>
-          <w:sz w:val="19"/>
-          <w:szCs w:val="19"/>
-        </w:rPr>
-        <w:t>berbeda</w:t>
-      </w:r>
-      <w:proofErr w:type="spellEnd"/>
-      <w:r>
-        <w:rPr>
-          <w:rFonts w:ascii="Arial" w:eastAsia="Arial" w:hAnsi="Arial" w:cs="Arial"/>
-          <w:sz w:val="19"/>
-          <w:szCs w:val="19"/>
-        </w:rPr>
-        <w:t xml:space="preserve">. Solusi: </w:t>
-      </w:r>
-      <w:proofErr w:type="spellStart"/>
-      <w:r>
-        <w:rPr>
-          <w:rFonts w:ascii="Arial" w:eastAsia="Arial" w:hAnsi="Arial" w:cs="Arial"/>
-          <w:sz w:val="19"/>
-          <w:szCs w:val="19"/>
-        </w:rPr>
-        <w:t>gunakan</w:t>
-      </w:r>
-      <w:proofErr w:type="spellEnd"/>
-      <w:r>
-        <w:rPr>
-          <w:rFonts w:ascii="Arial" w:eastAsia="Arial" w:hAnsi="Arial" w:cs="Arial"/>
-          <w:sz w:val="19"/>
-          <w:szCs w:val="19"/>
-        </w:rPr>
-        <w:t xml:space="preserve"> </w:t>
-      </w:r>
-      <w:proofErr w:type="spellStart"/>
-      <w:r>
-        <w:rPr>
-          <w:rFonts w:ascii="Arial" w:eastAsia="Arial" w:hAnsi="Arial" w:cs="Arial"/>
-          <w:sz w:val="19"/>
-          <w:szCs w:val="19"/>
-        </w:rPr>
-        <w:t>variabel</w:t>
-      </w:r>
-      <w:proofErr w:type="spellEnd"/>
-      <w:r>
-        <w:rPr>
-          <w:rFonts w:ascii="Arial" w:eastAsia="Arial" w:hAnsi="Arial" w:cs="Arial"/>
-          <w:sz w:val="19"/>
-          <w:szCs w:val="19"/>
-        </w:rPr>
-        <w:t xml:space="preserve"> </w:t>
-      </w:r>
-      <w:proofErr w:type="spellStart"/>
-      <w:r>
-        <w:rPr>
-          <w:rFonts w:ascii="Arial" w:eastAsia="Arial" w:hAnsi="Arial" w:cs="Arial"/>
-          <w:sz w:val="19"/>
-          <w:szCs w:val="19"/>
-        </w:rPr>
-        <w:t>lingkungan</w:t>
-      </w:r>
-      <w:proofErr w:type="spellEnd"/>
-      <w:r>
-        <w:rPr>
-          <w:rFonts w:ascii="Arial" w:eastAsia="Arial" w:hAnsi="Arial" w:cs="Arial"/>
-          <w:sz w:val="19"/>
-          <w:szCs w:val="19"/>
-        </w:rPr>
-        <w:t xml:space="preserve"> SUPERSTORE_PROJECT_ROOT </w:t>
-      </w:r>
-      <w:proofErr w:type="spellStart"/>
-      <w:r>
-        <w:rPr>
-          <w:rFonts w:ascii="Arial" w:eastAsia="Arial" w:hAnsi="Arial" w:cs="Arial"/>
-          <w:sz w:val="19"/>
-          <w:szCs w:val="19"/>
-        </w:rPr>
-        <w:t>dengan</w:t>
-      </w:r>
-      <w:proofErr w:type="spellEnd"/>
-      <w:r>
-        <w:rPr>
-          <w:rFonts w:ascii="Arial" w:eastAsia="Arial" w:hAnsi="Arial" w:cs="Arial"/>
-          <w:sz w:val="19"/>
-          <w:szCs w:val="19"/>
-        </w:rPr>
-        <w:t xml:space="preserve"> fallback </w:t>
-      </w:r>
-      <w:proofErr w:type="spellStart"/>
-      <w:r>
-        <w:rPr>
-          <w:rFonts w:ascii="Arial" w:eastAsia="Arial" w:hAnsi="Arial" w:cs="Arial"/>
-          <w:sz w:val="19"/>
-          <w:szCs w:val="19"/>
-        </w:rPr>
-        <w:t>ke</w:t>
-      </w:r>
-      <w:proofErr w:type="spellEnd"/>
-      <w:r>
-        <w:rPr>
-          <w:rFonts w:ascii="Arial" w:eastAsia="Arial" w:hAnsi="Arial" w:cs="Arial"/>
-          <w:sz w:val="19"/>
-          <w:szCs w:val="19"/>
-        </w:rPr>
-        <w:t xml:space="preserve"> Path(__file__).parents[1].</w:t>
-      </w:r>
-    </w:p>
-    <w:p>
-      <w:pPr>
-        <w:spacing w:after="40"/>
-        <w:ind w:left="200"/>
-      </w:pPr>
-      <w:r>
-        <w:rPr>
-          <w:rFonts w:ascii="Arial" w:eastAsia="Arial" w:hAnsi="Arial" w:cs="Arial"/>
-          <w:b/>
-          <w:bCs/>
-          <w:sz w:val="19"/>
-          <w:szCs w:val="19"/>
-        </w:rPr>
-        <w:t xml:space="preserve">• Re-run SQLite. </w:t>
-      </w:r>
-      <w:proofErr w:type="spellStart"/>
-      <w:r>
-        <w:rPr>
-          <w:rFonts w:ascii="Arial" w:eastAsia="Arial" w:hAnsi="Arial" w:cs="Arial"/>
-          <w:sz w:val="19"/>
-          <w:szCs w:val="19"/>
-        </w:rPr>
-        <w:t>Menulis</w:t>
-      </w:r>
-      <w:proofErr w:type="spellEnd"/>
-      <w:r>
-        <w:rPr>
-          <w:rFonts w:ascii="Arial" w:eastAsia="Arial" w:hAnsi="Arial" w:cs="Arial"/>
-          <w:sz w:val="19"/>
-          <w:szCs w:val="19"/>
-        </w:rPr>
-        <w:t xml:space="preserve"> </w:t>
-      </w:r>
-      <w:proofErr w:type="spellStart"/>
-      <w:r>
-        <w:rPr>
-          <w:rFonts w:ascii="Arial" w:eastAsia="Arial" w:hAnsi="Arial" w:cs="Arial"/>
-          <w:sz w:val="19"/>
-          <w:szCs w:val="19"/>
-        </w:rPr>
-        <w:t>ulang</w:t>
-      </w:r>
-      <w:proofErr w:type="spellEnd"/>
-      <w:r>
-        <w:rPr>
-          <w:rFonts w:ascii="Arial" w:eastAsia="Arial" w:hAnsi="Arial" w:cs="Arial"/>
-          <w:sz w:val="19"/>
-          <w:szCs w:val="19"/>
-        </w:rPr>
-        <w:t xml:space="preserve"> </w:t>
-      </w:r>
-      <w:proofErr w:type="spellStart"/>
-      <w:r>
-        <w:rPr>
-          <w:rFonts w:ascii="Arial" w:eastAsia="Arial" w:hAnsi="Arial" w:cs="Arial"/>
-          <w:sz w:val="19"/>
-          <w:szCs w:val="19"/>
-        </w:rPr>
-        <w:t>tabel</w:t>
-      </w:r>
-      <w:proofErr w:type="spellEnd"/>
-      <w:r>
-        <w:rPr>
-          <w:rFonts w:ascii="Arial" w:eastAsia="Arial" w:hAnsi="Arial" w:cs="Arial"/>
-          <w:sz w:val="19"/>
-          <w:szCs w:val="19"/>
-        </w:rPr>
-        <w:t xml:space="preserve"> </w:t>
-      </w:r>
-      <w:proofErr w:type="spellStart"/>
-      <w:r>
-        <w:rPr>
-          <w:rFonts w:ascii="Arial" w:eastAsia="Arial" w:hAnsi="Arial" w:cs="Arial"/>
-          <w:sz w:val="19"/>
-          <w:szCs w:val="19"/>
-        </w:rPr>
-        <w:t>bisa</w:t>
-      </w:r>
-      <w:proofErr w:type="spellEnd"/>
-      <w:r>
-        <w:rPr>
-          <w:rFonts w:ascii="Arial" w:eastAsia="Arial" w:hAnsi="Arial" w:cs="Arial"/>
-          <w:sz w:val="19"/>
-          <w:szCs w:val="19"/>
-        </w:rPr>
-        <w:t xml:space="preserve"> </w:t>
-      </w:r>
-      <w:proofErr w:type="spellStart"/>
-      <w:r>
-        <w:rPr>
-          <w:rFonts w:ascii="Arial" w:eastAsia="Arial" w:hAnsi="Arial" w:cs="Arial"/>
-          <w:sz w:val="19"/>
-          <w:szCs w:val="19"/>
-        </w:rPr>
-        <w:t>gagal</w:t>
-      </w:r>
-      <w:proofErr w:type="spellEnd"/>
-      <w:r>
-        <w:rPr>
-          <w:rFonts w:ascii="Arial" w:eastAsia="Arial" w:hAnsi="Arial" w:cs="Arial"/>
-          <w:sz w:val="19"/>
-          <w:szCs w:val="19"/>
-        </w:rPr>
-        <w:t xml:space="preserve"> </w:t>
-      </w:r>
-      <w:proofErr w:type="spellStart"/>
-      <w:r>
-        <w:rPr>
-          <w:rFonts w:ascii="Arial" w:eastAsia="Arial" w:hAnsi="Arial" w:cs="Arial"/>
-          <w:sz w:val="19"/>
-          <w:szCs w:val="19"/>
-        </w:rPr>
-        <w:t>jika</w:t>
-      </w:r>
-      <w:proofErr w:type="spellEnd"/>
-      <w:r>
-        <w:rPr>
-          <w:rFonts w:ascii="Arial" w:eastAsia="Arial" w:hAnsi="Arial" w:cs="Arial"/>
-          <w:sz w:val="19"/>
-          <w:szCs w:val="19"/>
-        </w:rPr>
-        <w:t xml:space="preserve"> </w:t>
-      </w:r>
-      <w:proofErr w:type="spellStart"/>
-      <w:r>
-        <w:rPr>
-          <w:rFonts w:ascii="Arial" w:eastAsia="Arial" w:hAnsi="Arial" w:cs="Arial"/>
-          <w:sz w:val="19"/>
-          <w:szCs w:val="19"/>
-        </w:rPr>
-        <w:t>koneksi</w:t>
-      </w:r>
-      <w:proofErr w:type="spellEnd"/>
-      <w:r>
-        <w:rPr>
-          <w:rFonts w:ascii="Arial" w:eastAsia="Arial" w:hAnsi="Arial" w:cs="Arial"/>
-          <w:sz w:val="19"/>
-          <w:szCs w:val="19"/>
-        </w:rPr>
-        <w:t xml:space="preserve"> </w:t>
-      </w:r>
-      <w:proofErr w:type="spellStart"/>
-      <w:r>
-        <w:rPr>
-          <w:rFonts w:ascii="Arial" w:eastAsia="Arial" w:hAnsi="Arial" w:cs="Arial"/>
-          <w:sz w:val="19"/>
-          <w:szCs w:val="19"/>
-        </w:rPr>
-        <w:t>masih</w:t>
-      </w:r>
-      <w:proofErr w:type="spellEnd"/>
-      <w:r>
-        <w:rPr>
-          <w:rFonts w:ascii="Arial" w:eastAsia="Arial" w:hAnsi="Arial" w:cs="Arial"/>
-          <w:sz w:val="19"/>
-          <w:szCs w:val="19"/>
-        </w:rPr>
-        <w:t xml:space="preserve"> </w:t>
-      </w:r>
-      <w:proofErr w:type="spellStart"/>
-      <w:r>
-        <w:rPr>
-          <w:rFonts w:ascii="Arial" w:eastAsia="Arial" w:hAnsi="Arial" w:cs="Arial"/>
-          <w:sz w:val="19"/>
-          <w:szCs w:val="19"/>
-        </w:rPr>
-        <w:t>terbuka</w:t>
-      </w:r>
-      <w:proofErr w:type="spellEnd"/>
-      <w:r>
-        <w:rPr>
-          <w:rFonts w:ascii="Arial" w:eastAsia="Arial" w:hAnsi="Arial" w:cs="Arial"/>
-          <w:sz w:val="19"/>
-          <w:szCs w:val="19"/>
-        </w:rPr>
-        <w:t xml:space="preserve">. Solusi: hapus file SQLite </w:t>
-      </w:r>
-      <w:proofErr w:type="spellStart"/>
-      <w:r>
-        <w:rPr>
-          <w:rFonts w:ascii="Arial" w:eastAsia="Arial" w:hAnsi="Arial" w:cs="Arial"/>
-          <w:sz w:val="19"/>
-          <w:szCs w:val="19"/>
-        </w:rPr>
-        <w:t>sebelum</w:t>
-      </w:r>
-      <w:proofErr w:type="spellEnd"/>
-      <w:r>
-        <w:rPr>
-          <w:rFonts w:ascii="Arial" w:eastAsia="Arial" w:hAnsi="Arial" w:cs="Arial"/>
-          <w:sz w:val="19"/>
-          <w:szCs w:val="19"/>
-        </w:rPr>
-        <w:t xml:space="preserve"> </w:t>
-      </w:r>
-      <w:proofErr w:type="spellStart"/>
-      <w:r>
-        <w:rPr>
-          <w:rFonts w:ascii="Arial" w:eastAsia="Arial" w:hAnsi="Arial" w:cs="Arial"/>
-          <w:sz w:val="19"/>
-          <w:szCs w:val="19"/>
-        </w:rPr>
-        <w:t>to_sql</w:t>
-      </w:r>
-      <w:proofErr w:type="spellEnd"/>
-      <w:r>
-        <w:rPr>
-          <w:rFonts w:ascii="Arial" w:eastAsia="Arial" w:hAnsi="Arial" w:cs="Arial"/>
-          <w:sz w:val="19"/>
-          <w:szCs w:val="19"/>
-        </w:rPr>
-        <w:t xml:space="preserve">(..., </w:t>
-      </w:r>
-      <w:proofErr w:type="spellStart"/>
-      <w:r>
-        <w:rPr>
-          <w:rFonts w:ascii="Arial" w:eastAsia="Arial" w:hAnsi="Arial" w:cs="Arial"/>
-          <w:sz w:val="19"/>
-          <w:szCs w:val="19"/>
-        </w:rPr>
-        <w:t>if_exists</w:t>
-      </w:r>
-      <w:proofErr w:type="spellEnd"/>
-      <w:r>
-        <w:rPr>
-          <w:rFonts w:ascii="Arial" w:eastAsia="Arial" w:hAnsi="Arial" w:cs="Arial"/>
-          <w:sz w:val="19"/>
-          <w:szCs w:val="19"/>
-        </w:rPr>
-        <w:t>='replace').</w:t>
-      </w:r>
-    </w:p>
-    <w:p>
-      <w:pPr>
-        <w:spacing w:after="40"/>
-        <w:ind w:left="200"/>
-      </w:pPr>
-      <w:r>
-        <w:rPr>
-          <w:rFonts w:ascii="Arial" w:eastAsia="Arial" w:hAnsi="Arial" w:cs="Arial"/>
-          <w:b/>
-          <w:bCs/>
-          <w:sz w:val="19"/>
-          <w:szCs w:val="19"/>
-        </w:rPr>
-        <w:t xml:space="preserve">• Matplotlib di environment headless. </w:t>
-      </w:r>
-      <w:r>
-        <w:rPr>
-          <w:rFonts w:ascii="Arial" w:eastAsia="Arial" w:hAnsi="Arial" w:cs="Arial"/>
-          <w:sz w:val="19"/>
-          <w:szCs w:val="19"/>
-        </w:rPr>
-        <w:t xml:space="preserve">Backend default </w:t>
-      </w:r>
-      <w:proofErr w:type="spellStart"/>
-      <w:r>
-        <w:rPr>
-          <w:rFonts w:ascii="Arial" w:eastAsia="Arial" w:hAnsi="Arial" w:cs="Arial"/>
-          <w:sz w:val="19"/>
-          <w:szCs w:val="19"/>
-        </w:rPr>
-        <w:t>butuh</w:t>
-      </w:r>
-      <w:proofErr w:type="spellEnd"/>
-      <w:r>
-        <w:rPr>
-          <w:rFonts w:ascii="Arial" w:eastAsia="Arial" w:hAnsi="Arial" w:cs="Arial"/>
-          <w:sz w:val="19"/>
-          <w:szCs w:val="19"/>
-        </w:rPr>
-        <w:t xml:space="preserve"> display. Solusi: </w:t>
-      </w:r>
-      <w:proofErr w:type="spellStart"/>
-      <w:r>
-        <w:rPr>
-          <w:rFonts w:ascii="Arial" w:eastAsia="Arial" w:hAnsi="Arial" w:cs="Arial"/>
-          <w:sz w:val="19"/>
-          <w:szCs w:val="19"/>
-        </w:rPr>
-        <w:t>matplotlib.use</w:t>
-      </w:r>
-      <w:proofErr w:type="spellEnd"/>
-      <w:r>
-        <w:rPr>
-          <w:rFonts w:ascii="Arial" w:eastAsia="Arial" w:hAnsi="Arial" w:cs="Arial"/>
-          <w:sz w:val="19"/>
-          <w:szCs w:val="19"/>
-        </w:rPr>
-        <w:t xml:space="preserve">('Agg') </w:t>
-      </w:r>
-      <w:proofErr w:type="spellStart"/>
-      <w:r>
-        <w:rPr>
-          <w:rFonts w:ascii="Arial" w:eastAsia="Arial" w:hAnsi="Arial" w:cs="Arial"/>
-          <w:sz w:val="19"/>
-          <w:szCs w:val="19"/>
-        </w:rPr>
-        <w:t>sebelum</w:t>
-      </w:r>
-      <w:proofErr w:type="spellEnd"/>
-      <w:r>
-        <w:rPr>
-          <w:rFonts w:ascii="Arial" w:eastAsia="Arial" w:hAnsi="Arial" w:cs="Arial"/>
-          <w:sz w:val="19"/>
-          <w:szCs w:val="19"/>
-        </w:rPr>
-        <w:t xml:space="preserve"> import </w:t>
-      </w:r>
-      <w:proofErr w:type="spellStart"/>
-      <w:r>
-        <w:rPr>
-          <w:rFonts w:ascii="Arial" w:eastAsia="Arial" w:hAnsi="Arial" w:cs="Arial"/>
-          <w:sz w:val="19"/>
-          <w:szCs w:val="19"/>
-        </w:rPr>
-        <w:t>pyplot</w:t>
-      </w:r>
-      <w:proofErr w:type="spellEnd"/>
-      <w:r>
-        <w:rPr>
-          <w:rFonts w:ascii="Arial" w:eastAsia="Arial" w:hAnsi="Arial" w:cs="Arial"/>
-          <w:sz w:val="19"/>
-          <w:szCs w:val="19"/>
-        </w:rPr>
-        <w:t>.</w:t>
-      </w:r>
-    </w:p>
-    <w:p>
-      <w:pPr>
-        <w:spacing w:after="40"/>
-        <w:ind w:left="200"/>
-      </w:pPr>
-      <w:r>
-        <w:rPr>
-          <w:rFonts w:ascii="Arial" w:eastAsia="Arial" w:hAnsi="Arial" w:cs="Arial"/>
-          <w:b/>
-          <w:bCs/>
-          <w:sz w:val="19"/>
-          <w:szCs w:val="19"/>
-        </w:rPr>
-        <w:t xml:space="preserve">• Import Airflow </w:t>
-      </w:r>
-      <w:proofErr w:type="spellStart"/>
-      <w:r>
-        <w:rPr>
-          <w:rFonts w:ascii="Arial" w:eastAsia="Arial" w:hAnsi="Arial" w:cs="Arial"/>
-          <w:b/>
-          <w:bCs/>
-          <w:sz w:val="19"/>
-          <w:szCs w:val="19"/>
-        </w:rPr>
-        <w:t>saat</w:t>
-      </w:r>
-      <w:proofErr w:type="spellEnd"/>
-      <w:r>
-        <w:rPr>
-          <w:rFonts w:ascii="Arial" w:eastAsia="Arial" w:hAnsi="Arial" w:cs="Arial"/>
-          <w:b/>
-          <w:bCs/>
-          <w:sz w:val="19"/>
-          <w:szCs w:val="19"/>
-        </w:rPr>
-        <w:t xml:space="preserve"> unit-test </w:t>
-      </w:r>
-      <w:proofErr w:type="spellStart"/>
-      <w:r>
-        <w:rPr>
-          <w:rFonts w:ascii="Arial" w:eastAsia="Arial" w:hAnsi="Arial" w:cs="Arial"/>
-          <w:b/>
-          <w:bCs/>
-          <w:sz w:val="19"/>
-          <w:szCs w:val="19"/>
-        </w:rPr>
-        <w:t>lokal</w:t>
-      </w:r>
-      <w:proofErr w:type="spellEnd"/>
-      <w:r>
-        <w:rPr>
-          <w:rFonts w:ascii="Arial" w:eastAsia="Arial" w:hAnsi="Arial" w:cs="Arial"/>
-          <w:b/>
-          <w:bCs/>
-          <w:sz w:val="19"/>
-          <w:szCs w:val="19"/>
-        </w:rPr>
-        <w:t xml:space="preserve">. </w:t>
-      </w:r>
-      <w:proofErr w:type="spellStart"/>
-      <w:r>
-        <w:rPr>
-          <w:rFonts w:ascii="Arial" w:eastAsia="Arial" w:hAnsi="Arial" w:cs="Arial"/>
-          <w:sz w:val="19"/>
-          <w:szCs w:val="19"/>
-        </w:rPr>
-        <w:t>Untuk</w:t>
-      </w:r>
-      <w:proofErr w:type="spellEnd"/>
-      <w:r>
-        <w:rPr>
-          <w:rFonts w:ascii="Arial" w:eastAsia="Arial" w:hAnsi="Arial" w:cs="Arial"/>
-          <w:sz w:val="19"/>
-          <w:szCs w:val="19"/>
-        </w:rPr>
-        <w:t xml:space="preserve"> </w:t>
-      </w:r>
-      <w:proofErr w:type="spellStart"/>
-      <w:r>
-        <w:rPr>
-          <w:rFonts w:ascii="Arial" w:eastAsia="Arial" w:hAnsi="Arial" w:cs="Arial"/>
-          <w:sz w:val="19"/>
-          <w:szCs w:val="19"/>
-        </w:rPr>
-        <w:t>tes</w:t>
-      </w:r>
-      <w:proofErr w:type="spellEnd"/>
-      <w:r>
-        <w:rPr>
-          <w:rFonts w:ascii="Arial" w:eastAsia="Arial" w:hAnsi="Arial" w:cs="Arial"/>
-          <w:sz w:val="19"/>
-          <w:szCs w:val="19"/>
-        </w:rPr>
-        <w:t xml:space="preserve"> </w:t>
-      </w:r>
-      <w:proofErr w:type="spellStart"/>
-      <w:r>
-        <w:rPr>
-          <w:rFonts w:ascii="Arial" w:eastAsia="Arial" w:hAnsi="Arial" w:cs="Arial"/>
-          <w:sz w:val="19"/>
-          <w:szCs w:val="19"/>
-        </w:rPr>
-        <w:t>cepat</w:t>
-      </w:r>
-      <w:proofErr w:type="spellEnd"/>
-      <w:r>
-        <w:rPr>
-          <w:rFonts w:ascii="Arial" w:eastAsia="Arial" w:hAnsi="Arial" w:cs="Arial"/>
-          <w:sz w:val="19"/>
-          <w:szCs w:val="19"/>
-        </w:rPr>
-        <w:t xml:space="preserve"> </w:t>
-      </w:r>
-      <w:proofErr w:type="spellStart"/>
-      <w:r>
-        <w:rPr>
-          <w:rFonts w:ascii="Arial" w:eastAsia="Arial" w:hAnsi="Arial" w:cs="Arial"/>
-          <w:sz w:val="19"/>
-          <w:szCs w:val="19"/>
-        </w:rPr>
-        <w:t>tanpa</w:t>
-      </w:r>
-      <w:proofErr w:type="spellEnd"/>
-      <w:r>
-        <w:rPr>
-          <w:rFonts w:ascii="Arial" w:eastAsia="Arial" w:hAnsi="Arial" w:cs="Arial"/>
-          <w:sz w:val="19"/>
-          <w:szCs w:val="19"/>
-        </w:rPr>
-        <w:t xml:space="preserve"> scheduler, </w:t>
-      </w:r>
-      <w:proofErr w:type="spellStart"/>
-      <w:r>
-        <w:rPr>
-          <w:rFonts w:ascii="Arial" w:eastAsia="Arial" w:hAnsi="Arial" w:cs="Arial"/>
-          <w:sz w:val="19"/>
-          <w:szCs w:val="19"/>
-        </w:rPr>
-        <w:t>fungsi</w:t>
-      </w:r>
-      <w:proofErr w:type="spellEnd"/>
-      <w:r>
-        <w:rPr>
-          <w:rFonts w:ascii="Arial" w:eastAsia="Arial" w:hAnsi="Arial" w:cs="Arial"/>
-          <w:sz w:val="19"/>
-          <w:szCs w:val="19"/>
-        </w:rPr>
-        <w:t xml:space="preserve"> </w:t>
-      </w:r>
-      <w:proofErr w:type="spellStart"/>
-      <w:r>
-        <w:rPr>
-          <w:rFonts w:ascii="Arial" w:eastAsia="Arial" w:hAnsi="Arial" w:cs="Arial"/>
-          <w:sz w:val="19"/>
-          <w:szCs w:val="19"/>
-        </w:rPr>
-        <w:t>dipanggil</w:t>
-      </w:r>
-      <w:proofErr w:type="spellEnd"/>
-      <w:r>
-        <w:rPr>
-          <w:rFonts w:ascii="Arial" w:eastAsia="Arial" w:hAnsi="Arial" w:cs="Arial"/>
-          <w:sz w:val="19"/>
-          <w:szCs w:val="19"/>
-        </w:rPr>
-        <w:t xml:space="preserve"> </w:t>
-      </w:r>
-      <w:proofErr w:type="spellStart"/>
-      <w:r>
-        <w:rPr>
-          <w:rFonts w:ascii="Arial" w:eastAsia="Arial" w:hAnsi="Arial" w:cs="Arial"/>
-          <w:sz w:val="19"/>
-          <w:szCs w:val="19"/>
-        </w:rPr>
-        <w:t>langsung</w:t>
-      </w:r>
-      <w:proofErr w:type="spellEnd"/>
-      <w:r>
-        <w:rPr>
-          <w:rFonts w:ascii="Arial" w:eastAsia="Arial" w:hAnsi="Arial" w:cs="Arial"/>
-          <w:sz w:val="19"/>
-          <w:szCs w:val="19"/>
-        </w:rPr>
-        <w:t xml:space="preserve"> </w:t>
-      </w:r>
-      <w:proofErr w:type="spellStart"/>
-      <w:r>
-        <w:rPr>
-          <w:rFonts w:ascii="Arial" w:eastAsia="Arial" w:hAnsi="Arial" w:cs="Arial"/>
-          <w:sz w:val="19"/>
-          <w:szCs w:val="19"/>
-        </w:rPr>
-        <w:t>setelah</w:t>
-      </w:r>
-      <w:proofErr w:type="spellEnd"/>
-      <w:r>
-        <w:rPr>
-          <w:rFonts w:ascii="Arial" w:eastAsia="Arial" w:hAnsi="Arial" w:cs="Arial"/>
-          <w:sz w:val="19"/>
-          <w:szCs w:val="19"/>
-        </w:rPr>
-        <w:t xml:space="preserve"> set env var; </w:t>
-      </w:r>
-      <w:proofErr w:type="spellStart"/>
-      <w:r>
-        <w:rPr>
-          <w:rFonts w:ascii="Arial" w:eastAsia="Arial" w:hAnsi="Arial" w:cs="Arial"/>
-          <w:sz w:val="19"/>
-          <w:szCs w:val="19"/>
-        </w:rPr>
-        <w:t>modul</w:t>
-      </w:r>
-      <w:proofErr w:type="spellEnd"/>
-      <w:r>
-        <w:rPr>
-          <w:rFonts w:ascii="Arial" w:eastAsia="Arial" w:hAnsi="Arial" w:cs="Arial"/>
-          <w:sz w:val="19"/>
-          <w:szCs w:val="19"/>
-        </w:rPr>
-        <w:t xml:space="preserve"> </w:t>
-      </w:r>
-      <w:proofErr w:type="spellStart"/>
-      <w:r>
-        <w:rPr>
-          <w:rFonts w:ascii="Arial" w:eastAsia="Arial" w:hAnsi="Arial" w:cs="Arial"/>
-          <w:sz w:val="19"/>
-          <w:szCs w:val="19"/>
-        </w:rPr>
-        <w:t>tetap</w:t>
-      </w:r>
-      <w:proofErr w:type="spellEnd"/>
-      <w:r>
-        <w:rPr>
-          <w:rFonts w:ascii="Arial" w:eastAsia="Arial" w:hAnsi="Arial" w:cs="Arial"/>
-          <w:sz w:val="19"/>
-          <w:szCs w:val="19"/>
-        </w:rPr>
-        <w:t xml:space="preserve"> valid di Airflow </w:t>
-      </w:r>
-      <w:proofErr w:type="spellStart"/>
-      <w:r>
-        <w:rPr>
-          <w:rFonts w:ascii="Arial" w:eastAsia="Arial" w:hAnsi="Arial" w:cs="Arial"/>
-          <w:sz w:val="19"/>
-          <w:szCs w:val="19"/>
-        </w:rPr>
-        <w:t>karena</w:t>
-      </w:r>
-      <w:proofErr w:type="spellEnd"/>
-      <w:r>
-        <w:rPr>
-          <w:rFonts w:ascii="Arial" w:eastAsia="Arial" w:hAnsi="Arial" w:cs="Arial"/>
-          <w:sz w:val="19"/>
-          <w:szCs w:val="19"/>
-        </w:rPr>
-        <w:t xml:space="preserve"> import </w:t>
-      </w:r>
-      <w:proofErr w:type="spellStart"/>
-      <w:r>
-        <w:rPr>
-          <w:rFonts w:ascii="Arial" w:eastAsia="Arial" w:hAnsi="Arial" w:cs="Arial"/>
-          <w:sz w:val="19"/>
-          <w:szCs w:val="19"/>
-        </w:rPr>
-        <w:t>hanya</w:t>
-      </w:r>
-      <w:proofErr w:type="spellEnd"/>
-      <w:r>
-        <w:rPr>
-          <w:rFonts w:ascii="Arial" w:eastAsia="Arial" w:hAnsi="Arial" w:cs="Arial"/>
-          <w:sz w:val="19"/>
-          <w:szCs w:val="19"/>
-        </w:rPr>
-        <w:t xml:space="preserve"> </w:t>
-      </w:r>
-      <w:proofErr w:type="spellStart"/>
-      <w:r>
-        <w:rPr>
-          <w:rFonts w:ascii="Arial" w:eastAsia="Arial" w:hAnsi="Arial" w:cs="Arial"/>
-          <w:sz w:val="19"/>
-          <w:szCs w:val="19"/>
-        </w:rPr>
-        <w:t>terjadi</w:t>
-      </w:r>
-      <w:proofErr w:type="spellEnd"/>
-      <w:r>
-        <w:rPr>
-          <w:rFonts w:ascii="Arial" w:eastAsia="Arial" w:hAnsi="Arial" w:cs="Arial"/>
-          <w:sz w:val="19"/>
-          <w:szCs w:val="19"/>
-        </w:rPr>
-        <w:t xml:space="preserve"> </w:t>
-      </w:r>
-      <w:proofErr w:type="spellStart"/>
-      <w:r>
-        <w:rPr>
-          <w:rFonts w:ascii="Arial" w:eastAsia="Arial" w:hAnsi="Arial" w:cs="Arial"/>
-          <w:sz w:val="19"/>
-          <w:szCs w:val="19"/>
-        </w:rPr>
-        <w:t>saat</w:t>
-      </w:r>
-      <w:proofErr w:type="spellEnd"/>
-      <w:r>
-        <w:rPr>
-          <w:rFonts w:ascii="Arial" w:eastAsia="Arial" w:hAnsi="Arial" w:cs="Arial"/>
-          <w:sz w:val="19"/>
-          <w:szCs w:val="19"/>
-        </w:rPr>
-        <w:t xml:space="preserve"> DAG di-parse.</w:t>
-      </w:r>
-    </w:p>
-    <w:p>
-      <w:pPr>
-        <w:spacing w:before="200"/>
+        <w:keepNext/>
+        <w:spacing w:before="120"/>
       </w:pPr>
     </w:p>
     <w:p>
       <w:pPr>
-        <w:spacing w:after="40"/>
+        <w:keepNext/>
+        <w:spacing w:before="120"/>
       </w:pPr>
       <w:r>
         <w:rPr>
-          <w:rFonts w:ascii="Arial" w:eastAsia="Arial" w:hAnsi="Arial" w:cs="Arial"/>
-          <w:color w:val="555555"/>
-          <w:sz w:val="17"/>
-          <w:szCs w:val="17"/>
-        </w:rPr>
-        <w:t xml:space="preserve">Department of Computer Science and Electronics — Universitas Gadjah </w:t>
-      </w:r>
-      <w:proofErr w:type="spellStart"/>
-      <w:r>
-        <w:rPr>
-          <w:rFonts w:ascii="Arial" w:eastAsia="Arial" w:hAnsi="Arial" w:cs="Arial"/>
-          <w:color w:val="555555"/>
-          <w:sz w:val="17"/>
-          <w:szCs w:val="17"/>
-        </w:rPr>
-        <w:t>Mada</w:t>
-      </w:r>
-      <w:proofErr w:type="spellEnd"/>
-    </w:p>
-    <w:p>
-      <w:r>
-        <w:rPr>
-          <w:rFonts w:ascii="Arial" w:eastAsia="Arial" w:hAnsi="Arial" w:cs="Arial"/>
-          <w:color w:val="555555"/>
-          <w:sz w:val="17"/>
-          <w:szCs w:val="17"/>
-        </w:rPr>
-        <w:t>Data Warehouse &amp; Business Intelligence</w:t>
-      </w:r>
-    </w:p>
-    <w:p>
-      <w:pPr>
-        <w:jc w:val="center"/>
-      </w:pPr>
-      <w:r>
+          <w:noProof/>
+        </w:rPr>
         <w:drawing>
-          <wp:inline xmlns:a="http://schemas.openxmlformats.org/drawingml/2006/main" xmlns:pic="http://schemas.openxmlformats.org/drawingml/2006/picture">
-            <wp:extent cx="5486400" cy="1828800"/>
-            <wp:docPr id="1" name="Picture 1"/>
+          <wp:inline distT="0" distB="0" distL="0" distR="0" wp14:anchorId="36BCDA71" wp14:editId="0CF46786">
+            <wp:extent cx="5194035" cy="3377901"/>
+            <wp:effectExtent l="0" t="0" r="635" b="635"/>
+            <wp:docPr id="684514894" name="Picture 2" descr="A screenshot of a computer&#10;&#10;Description automatically generated"/>
             <wp:cNvGraphicFramePr>
-              <a:graphicFrameLocks noChangeAspect="1"/>
+              <a:graphicFrameLocks xmlns:a="http://schemas.openxmlformats.org/drawingml/2006/main" noChangeAspect="1"/>
             </wp:cNvGraphicFramePr>
-            <a:graphic>
+            <a:graphic xmlns:a="http://schemas.openxmlformats.org/drawingml/2006/main">
               <a:graphicData uri="http://schemas.openxmlformats.org/drawingml/2006/picture">
-                <pic:pic>
+                <pic:pic xmlns:pic="http://schemas.openxmlformats.org/drawingml/2006/picture">
                   <pic:nvPicPr>
-                    <pic:cNvPr id="0" name="dag_graph.png"/>
+                    <pic:cNvPr id="684514894" name="Picture 2" descr="A screenshot of a computer&#10;&#10;Description automatically generated"/>
                     <pic:cNvPicPr/>
                   </pic:nvPicPr>
                   <pic:blipFill>
-                    <a:blip r:embed="rId9"/>
+                    <a:blip r:embed="rId8" cstate="print">
+                      <a:extLst>
+                        <a:ext uri="{28A0092B-C50C-407E-A947-70E740481C1C}">
+                          <a14:useLocalDpi xmlns:a14="http://schemas.microsoft.com/office/drawing/2010/main" val="0"/>
+                        </a:ext>
+                      </a:extLst>
+                    </a:blip>
                     <a:stretch>
                       <a:fillRect/>
                     </a:stretch>
@@ -5869,9 +5159,11 @@
                   <pic:spPr>
                     <a:xfrm>
                       <a:off x="0" y="0"/>
-                      <a:ext cx="5486400" cy="1828800"/>
+                      <a:ext cx="5219676" cy="3394577"/>
                     </a:xfrm>
-                    <a:prstGeom prst="rect"/>
+                    <a:prstGeom prst="rect">
+                      <a:avLst/>
+                    </a:prstGeom>
                   </pic:spPr>
                 </pic:pic>
               </a:graphicData>
@@ -5882,60 +5174,1264 @@
     </w:p>
     <w:p>
       <w:pPr>
-        <w:jc w:val="center"/>
+        <w:pStyle w:val="Caption"/>
       </w:pPr>
       <w:r>
-        <w:rPr>
-          <w:i/>
-        </w:rPr>
-        <w:t>Dependency Graph: extract_data &gt;&gt; validate_data &gt;&gt; transform_data &gt;&gt; load_data</w:t>
+        <w:t xml:space="preserve">Figure </w:t>
+      </w:r>
+      <w:fldSimple w:instr=" SEQ Figure \* ARABIC ">
+        <w:r>
+          <w:rPr>
+            <w:noProof/>
+          </w:rPr>
+          <w:t>1</w:t>
+        </w:r>
+      </w:fldSimple>
+      <w:r>
+        <w:t xml:space="preserve">.  </w:t>
+      </w:r>
+      <w:proofErr w:type="spellStart"/>
+      <w:r>
+        <w:t>Screenshoot</w:t>
+      </w:r>
+      <w:proofErr w:type="spellEnd"/>
+      <w:r>
+        <w:t xml:space="preserve"> </w:t>
+      </w:r>
+      <w:proofErr w:type="spellStart"/>
+      <w:r>
+        <w:t>bukti</w:t>
+      </w:r>
+      <w:proofErr w:type="spellEnd"/>
+      <w:r>
+        <w:t xml:space="preserve"> </w:t>
+      </w:r>
+      <w:proofErr w:type="spellStart"/>
+      <w:r>
+        <w:t>hasil</w:t>
+      </w:r>
+      <w:proofErr w:type="spellEnd"/>
+      <w:r>
+        <w:t xml:space="preserve"> DAG</w:t>
+      </w:r>
+    </w:p>
+    <w:p/>
+    <w:p>
+      <w:pPr>
+        <w:keepNext/>
+        <w:spacing w:before="120"/>
+      </w:pPr>
+      <w:r>
+        <w:rPr>
+          <w:noProof/>
+        </w:rPr>
+        <w:drawing>
+          <wp:inline distT="0" distB="0" distL="0" distR="0" wp14:anchorId="4C25F528" wp14:editId="49BDAF21">
+            <wp:extent cx="4929371" cy="3205779"/>
+            <wp:effectExtent l="0" t="0" r="0" b="0"/>
+            <wp:docPr id="1203063384" name="Picture 3" descr="A screenshot of a computer&#10;&#10;Description automatically generated"/>
+            <wp:cNvGraphicFramePr>
+              <a:graphicFrameLocks xmlns:a="http://schemas.openxmlformats.org/drawingml/2006/main" noChangeAspect="1"/>
+            </wp:cNvGraphicFramePr>
+            <a:graphic xmlns:a="http://schemas.openxmlformats.org/drawingml/2006/main">
+              <a:graphicData uri="http://schemas.openxmlformats.org/drawingml/2006/picture">
+                <pic:pic xmlns:pic="http://schemas.openxmlformats.org/drawingml/2006/picture">
+                  <pic:nvPicPr>
+                    <pic:cNvPr id="1203063384" name="Picture 3" descr="A screenshot of a computer&#10;&#10;Description automatically generated"/>
+                    <pic:cNvPicPr/>
+                  </pic:nvPicPr>
+                  <pic:blipFill>
+                    <a:blip r:embed="rId9" cstate="print">
+                      <a:extLst>
+                        <a:ext uri="{28A0092B-C50C-407E-A947-70E740481C1C}">
+                          <a14:useLocalDpi xmlns:a14="http://schemas.microsoft.com/office/drawing/2010/main" val="0"/>
+                        </a:ext>
+                      </a:extLst>
+                    </a:blip>
+                    <a:stretch>
+                      <a:fillRect/>
+                    </a:stretch>
+                  </pic:blipFill>
+                  <pic:spPr>
+                    <a:xfrm>
+                      <a:off x="0" y="0"/>
+                      <a:ext cx="4946549" cy="3216950"/>
+                    </a:xfrm>
+                    <a:prstGeom prst="rect">
+                      <a:avLst/>
+                    </a:prstGeom>
+                  </pic:spPr>
+                </pic:pic>
+              </a:graphicData>
+            </a:graphic>
+          </wp:inline>
+        </w:drawing>
       </w:r>
     </w:p>
     <w:p>
-      <w:r>
-        <w:t>Contoh hasil output:</w:t>
+      <w:pPr>
+        <w:pStyle w:val="Caption"/>
+      </w:pPr>
+      <w:r>
+        <w:t xml:space="preserve">Figure </w:t>
+      </w:r>
+      <w:fldSimple w:instr=" SEQ Figure \* ARABIC ">
+        <w:r>
+          <w:rPr>
+            <w:noProof/>
+          </w:rPr>
+          <w:t>2</w:t>
+        </w:r>
+      </w:fldSimple>
+      <w:r>
+        <w:t>. Log DAG task</w:t>
       </w:r>
     </w:p>
     <w:p>
-      <w:r>
-        <w:t>• daily_sales.csv — 1,236 hari (order_count, total_sales, total_profit, total_qty, avg_discount)</w:t>
-      </w:r>
+      <w:pPr>
+        <w:spacing w:before="120"/>
+      </w:pPr>
     </w:p>
     <w:p>
-      <w:r>
-        <w:t>• category_summary.csv — 3 kategori (Technology $836K, Furniture $742K, Office Supplies $719K)</w:t>
+      <w:pPr>
+        <w:keepNext/>
+        <w:spacing w:before="120"/>
+      </w:pPr>
+      <w:r>
+        <w:rPr>
+          <w:noProof/>
+        </w:rPr>
+        <w:lastRenderedPageBreak/>
+        <w:drawing>
+          <wp:inline distT="0" distB="0" distL="0" distR="0" wp14:anchorId="6231DB34" wp14:editId="4DE08A51">
+            <wp:extent cx="4962454" cy="3227294"/>
+            <wp:effectExtent l="0" t="0" r="3810" b="0"/>
+            <wp:docPr id="1413314121" name="Picture 4" descr="A screenshot of a computer&#10;&#10;Description automatically generated"/>
+            <wp:cNvGraphicFramePr>
+              <a:graphicFrameLocks xmlns:a="http://schemas.openxmlformats.org/drawingml/2006/main" noChangeAspect="1"/>
+            </wp:cNvGraphicFramePr>
+            <a:graphic xmlns:a="http://schemas.openxmlformats.org/drawingml/2006/main">
+              <a:graphicData uri="http://schemas.openxmlformats.org/drawingml/2006/picture">
+                <pic:pic xmlns:pic="http://schemas.openxmlformats.org/drawingml/2006/picture">
+                  <pic:nvPicPr>
+                    <pic:cNvPr id="1413314121" name="Picture 4" descr="A screenshot of a computer&#10;&#10;Description automatically generated"/>
+                    <pic:cNvPicPr/>
+                  </pic:nvPicPr>
+                  <pic:blipFill>
+                    <a:blip r:embed="rId10" cstate="print">
+                      <a:extLst>
+                        <a:ext uri="{28A0092B-C50C-407E-A947-70E740481C1C}">
+                          <a14:useLocalDpi xmlns:a14="http://schemas.microsoft.com/office/drawing/2010/main" val="0"/>
+                        </a:ext>
+                      </a:extLst>
+                    </a:blip>
+                    <a:stretch>
+                      <a:fillRect/>
+                    </a:stretch>
+                  </pic:blipFill>
+                  <pic:spPr>
+                    <a:xfrm>
+                      <a:off x="0" y="0"/>
+                      <a:ext cx="5029899" cy="3271156"/>
+                    </a:xfrm>
+                    <a:prstGeom prst="rect">
+                      <a:avLst/>
+                    </a:prstGeom>
+                  </pic:spPr>
+                </pic:pic>
+              </a:graphicData>
+            </a:graphic>
+          </wp:inline>
+        </w:drawing>
       </w:r>
     </w:p>
     <w:p>
-      <w:r>
-        <w:t>• region_summary.csv — 4 region (West $725K, East $679K, Central $501K, South $392K)</w:t>
+      <w:pPr>
+        <w:pStyle w:val="Caption"/>
+      </w:pPr>
+      <w:r>
+        <w:t xml:space="preserve">Figure </w:t>
+      </w:r>
+      <w:fldSimple w:instr=" SEQ Figure \* ARABIC ">
+        <w:r>
+          <w:rPr>
+            <w:noProof/>
+          </w:rPr>
+          <w:t>3</w:t>
+        </w:r>
+      </w:fldSimple>
+      <w:r>
+        <w:t xml:space="preserve">. </w:t>
+      </w:r>
+      <w:proofErr w:type="spellStart"/>
+      <w:r>
+        <w:t>Agregasi</w:t>
+      </w:r>
+      <w:proofErr w:type="spellEnd"/>
+      <w:r>
+        <w:t xml:space="preserve"> Data</w:t>
       </w:r>
     </w:p>
     <w:p>
-      <w:r>
-        <w:t>• top_products.csv — 10 produk terlaris (Canon imageCLASS 2200: $61,600)</w:t>
-      </w:r>
+      <w:pPr>
+        <w:spacing w:before="120"/>
+      </w:pPr>
     </w:p>
     <w:p>
-      <w:r>
-        <w:t>• monthly_trend.csv — 48 bulan (tren dari 2015-2019)</w:t>
+      <w:pPr>
+        <w:keepNext/>
+        <w:spacing w:after="120"/>
+      </w:pPr>
+      <w:r>
+        <w:rPr>
+          <w:noProof/>
+        </w:rPr>
+        <w:drawing>
+          <wp:inline distT="0" distB="0" distL="0" distR="0" wp14:anchorId="530CE988" wp14:editId="1DEE0F1F">
+            <wp:extent cx="4953000" cy="1763268"/>
+            <wp:effectExtent l="0" t="0" r="0" b="2540"/>
+            <wp:docPr id="1" name="sales_overview.png"/>
+            <wp:cNvGraphicFramePr>
+              <a:graphicFrameLocks xmlns:a="http://schemas.openxmlformats.org/drawingml/2006/main" noChangeAspect="1"/>
+            </wp:cNvGraphicFramePr>
+            <a:graphic xmlns:a="http://schemas.openxmlformats.org/drawingml/2006/main">
+              <a:graphicData uri="http://schemas.openxmlformats.org/drawingml/2006/picture">
+                <pic:pic xmlns:pic="http://schemas.openxmlformats.org/drawingml/2006/picture">
+                  <pic:nvPicPr>
+                    <pic:cNvPr id="1" name="sales_overview.png"/>
+                    <pic:cNvPicPr>
+                      <a:picLocks noChangeAspect="1" noChangeArrowheads="1"/>
+                    </pic:cNvPicPr>
+                  </pic:nvPicPr>
+                  <pic:blipFill>
+                    <a:blip r:embed="rId11" cstate="print">
+                      <a:extLst>
+                        <a:ext uri="{28A0092B-C50C-407E-A947-70E740481C1C}">
+                          <a14:useLocalDpi xmlns:a14="http://schemas.microsoft.com/office/drawing/2010/main" val="0"/>
+                        </a:ext>
+                      </a:extLst>
+                    </a:blip>
+                    <a:stretch>
+                      <a:fillRect/>
+                    </a:stretch>
+                  </pic:blipFill>
+                  <pic:spPr bwMode="auto">
+                    <a:xfrm>
+                      <a:off x="0" y="0"/>
+                      <a:ext cx="4953000" cy="1763268"/>
+                    </a:xfrm>
+                    <a:prstGeom prst="rect">
+                      <a:avLst/>
+                    </a:prstGeom>
+                  </pic:spPr>
+                </pic:pic>
+              </a:graphicData>
+            </a:graphic>
+          </wp:inline>
+        </w:drawing>
       </w:r>
     </w:p>
     <w:p>
-      <w:r>
-        <w:t>• superstore_dw.sqlite — tabel superstore_daily, superstore_category, superstore_monthly + index</w:t>
+      <w:pPr>
+        <w:pStyle w:val="Caption"/>
+      </w:pPr>
+      <w:r>
+        <w:t xml:space="preserve">Figure </w:t>
+      </w:r>
+      <w:fldSimple w:instr=" SEQ Figure \* ARABIC ">
+        <w:r>
+          <w:rPr>
+            <w:noProof/>
+          </w:rPr>
+          <w:t>4</w:t>
+        </w:r>
+      </w:fldSimple>
+      <w:r>
+        <w:t xml:space="preserve">. </w:t>
+      </w:r>
+      <w:proofErr w:type="spellStart"/>
+      <w:r>
+        <w:t>Grafik</w:t>
+      </w:r>
+      <w:proofErr w:type="spellEnd"/>
+      <w:r>
+        <w:t xml:space="preserve"> </w:t>
+      </w:r>
+      <w:proofErr w:type="spellStart"/>
+      <w:r>
+        <w:t>hasil</w:t>
+      </w:r>
+      <w:proofErr w:type="spellEnd"/>
+      <w:r>
+        <w:t xml:space="preserve"> </w:t>
+      </w:r>
+      <w:proofErr w:type="spellStart"/>
+      <w:r>
+        <w:t>load_data</w:t>
+      </w:r>
+      <w:proofErr w:type="spellEnd"/>
+      <w:r>
+        <w:t xml:space="preserve"> (dag_visualization.png)</w:t>
       </w:r>
     </w:p>
     <w:p>
-      <w:r>
-        <w:t>• sales_overview.png — grafik tren bulanan + bar kategori</w:t>
-      </w:r>
+      <w:pPr>
+        <w:spacing w:after="120"/>
+      </w:pPr>
     </w:p>
     <w:p>
-      <w:r>
-        <w:t>Catatan bukti eksekusi: DAG diuji berulang (re-run) untuk membuktikan idempotency. Pipeline dapat dijalankan kapan saja tanpa error. Untuk melihat screenshot Airflow UI (Graph View, log task sukses), jalankan: airflow standalone lalu buka http://localhost:8080, cari DAG etl_sederhana_572392, unpause, Trigger DAG, dan periksa Graph View beserta log tiap task.</w:t>
-      </w:r>
+      <w:pPr>
+        <w:spacing w:before="200" w:after="100"/>
+      </w:pPr>
+      <w:r>
+        <w:rPr>
+          <w:rFonts w:ascii="Arial" w:eastAsia="Arial" w:hAnsi="Arial" w:cs="Arial"/>
+          <w:b/>
+          <w:bCs/>
+          <w:color w:val="16213E"/>
+          <w:sz w:val="24"/>
+          <w:szCs w:val="24"/>
+        </w:rPr>
+        <w:t xml:space="preserve">4. </w:t>
+      </w:r>
+      <w:proofErr w:type="spellStart"/>
+      <w:r>
+        <w:rPr>
+          <w:rFonts w:ascii="Arial" w:eastAsia="Arial" w:hAnsi="Arial" w:cs="Arial"/>
+          <w:b/>
+          <w:bCs/>
+          <w:color w:val="16213E"/>
+          <w:sz w:val="24"/>
+          <w:szCs w:val="24"/>
+        </w:rPr>
+        <w:t>Kendala</w:t>
+      </w:r>
+      <w:proofErr w:type="spellEnd"/>
+      <w:r>
+        <w:rPr>
+          <w:rFonts w:ascii="Arial" w:eastAsia="Arial" w:hAnsi="Arial" w:cs="Arial"/>
+          <w:b/>
+          <w:bCs/>
+          <w:color w:val="16213E"/>
+          <w:sz w:val="24"/>
+          <w:szCs w:val="24"/>
+        </w:rPr>
+        <w:t xml:space="preserve"> yang </w:t>
+      </w:r>
+      <w:proofErr w:type="spellStart"/>
+      <w:r>
+        <w:rPr>
+          <w:rFonts w:ascii="Arial" w:eastAsia="Arial" w:hAnsi="Arial" w:cs="Arial"/>
+          <w:b/>
+          <w:bCs/>
+          <w:color w:val="16213E"/>
+          <w:sz w:val="24"/>
+          <w:szCs w:val="24"/>
+        </w:rPr>
+        <w:t>Ditemukan</w:t>
+      </w:r>
+      <w:proofErr w:type="spellEnd"/>
+      <w:r>
+        <w:rPr>
+          <w:rFonts w:ascii="Arial" w:eastAsia="Arial" w:hAnsi="Arial" w:cs="Arial"/>
+          <w:b/>
+          <w:bCs/>
+          <w:color w:val="16213E"/>
+          <w:sz w:val="24"/>
+          <w:szCs w:val="24"/>
+        </w:rPr>
+        <w:t xml:space="preserve"> dan Cara </w:t>
+      </w:r>
+      <w:proofErr w:type="spellStart"/>
+      <w:r>
+        <w:rPr>
+          <w:rFonts w:ascii="Arial" w:eastAsia="Arial" w:hAnsi="Arial" w:cs="Arial"/>
+          <w:b/>
+          <w:bCs/>
+          <w:color w:val="16213E"/>
+          <w:sz w:val="24"/>
+          <w:szCs w:val="24"/>
+        </w:rPr>
+        <w:t>Mengatasinya</w:t>
+      </w:r>
+      <w:proofErr w:type="spellEnd"/>
     </w:p>
+    <w:p>
+      <w:pPr>
+        <w:spacing w:after="40"/>
+        <w:ind w:left="200"/>
+      </w:pPr>
+      <w:r>
+        <w:rPr>
+          <w:rFonts w:ascii="Arial" w:eastAsia="Arial" w:hAnsi="Arial" w:cs="Arial"/>
+          <w:b/>
+          <w:bCs/>
+          <w:sz w:val="19"/>
+          <w:szCs w:val="19"/>
+        </w:rPr>
+        <w:t xml:space="preserve">• Path data </w:t>
+      </w:r>
+      <w:proofErr w:type="spellStart"/>
+      <w:r>
+        <w:rPr>
+          <w:rFonts w:ascii="Arial" w:eastAsia="Arial" w:hAnsi="Arial" w:cs="Arial"/>
+          <w:b/>
+          <w:bCs/>
+          <w:sz w:val="19"/>
+          <w:szCs w:val="19"/>
+        </w:rPr>
+        <w:t>relatif</w:t>
+      </w:r>
+      <w:proofErr w:type="spellEnd"/>
+      <w:r>
+        <w:rPr>
+          <w:rFonts w:ascii="Arial" w:eastAsia="Arial" w:hAnsi="Arial" w:cs="Arial"/>
+          <w:b/>
+          <w:bCs/>
+          <w:sz w:val="19"/>
+          <w:szCs w:val="19"/>
+        </w:rPr>
+        <w:t xml:space="preserve"> </w:t>
+      </w:r>
+      <w:proofErr w:type="spellStart"/>
+      <w:r>
+        <w:rPr>
+          <w:rFonts w:ascii="Arial" w:eastAsia="Arial" w:hAnsi="Arial" w:cs="Arial"/>
+          <w:b/>
+          <w:bCs/>
+          <w:sz w:val="19"/>
+          <w:szCs w:val="19"/>
+        </w:rPr>
+        <w:t>terhadap</w:t>
+      </w:r>
+      <w:proofErr w:type="spellEnd"/>
+      <w:r>
+        <w:rPr>
+          <w:rFonts w:ascii="Arial" w:eastAsia="Arial" w:hAnsi="Arial" w:cs="Arial"/>
+          <w:b/>
+          <w:bCs/>
+          <w:sz w:val="19"/>
+          <w:szCs w:val="19"/>
+        </w:rPr>
+        <w:t xml:space="preserve"> DAG file. </w:t>
+      </w:r>
+      <w:r>
+        <w:rPr>
+          <w:rFonts w:ascii="Arial" w:eastAsia="Arial" w:hAnsi="Arial" w:cs="Arial"/>
+          <w:sz w:val="19"/>
+          <w:szCs w:val="19"/>
+        </w:rPr>
+        <w:t xml:space="preserve">Airflow </w:t>
+      </w:r>
+      <w:proofErr w:type="spellStart"/>
+      <w:r>
+        <w:rPr>
+          <w:rFonts w:ascii="Arial" w:eastAsia="Arial" w:hAnsi="Arial" w:cs="Arial"/>
+          <w:sz w:val="19"/>
+          <w:szCs w:val="19"/>
+        </w:rPr>
+        <w:t>menjalankan</w:t>
+      </w:r>
+      <w:proofErr w:type="spellEnd"/>
+      <w:r>
+        <w:rPr>
+          <w:rFonts w:ascii="Arial" w:eastAsia="Arial" w:hAnsi="Arial" w:cs="Arial"/>
+          <w:sz w:val="19"/>
+          <w:szCs w:val="19"/>
+        </w:rPr>
+        <w:t xml:space="preserve"> task </w:t>
+      </w:r>
+      <w:proofErr w:type="spellStart"/>
+      <w:r>
+        <w:rPr>
+          <w:rFonts w:ascii="Arial" w:eastAsia="Arial" w:hAnsi="Arial" w:cs="Arial"/>
+          <w:sz w:val="19"/>
+          <w:szCs w:val="19"/>
+        </w:rPr>
+        <w:t>dari</w:t>
+      </w:r>
+      <w:proofErr w:type="spellEnd"/>
+      <w:r>
+        <w:rPr>
+          <w:rFonts w:ascii="Arial" w:eastAsia="Arial" w:hAnsi="Arial" w:cs="Arial"/>
+          <w:sz w:val="19"/>
+          <w:szCs w:val="19"/>
+        </w:rPr>
+        <w:t xml:space="preserve"> working directory yang </w:t>
+      </w:r>
+      <w:proofErr w:type="spellStart"/>
+      <w:r>
+        <w:rPr>
+          <w:rFonts w:ascii="Arial" w:eastAsia="Arial" w:hAnsi="Arial" w:cs="Arial"/>
+          <w:sz w:val="19"/>
+          <w:szCs w:val="19"/>
+        </w:rPr>
+        <w:t>bisa</w:t>
+      </w:r>
+      <w:proofErr w:type="spellEnd"/>
+      <w:r>
+        <w:rPr>
+          <w:rFonts w:ascii="Arial" w:eastAsia="Arial" w:hAnsi="Arial" w:cs="Arial"/>
+          <w:sz w:val="19"/>
+          <w:szCs w:val="19"/>
+        </w:rPr>
+        <w:t xml:space="preserve"> </w:t>
+      </w:r>
+      <w:proofErr w:type="spellStart"/>
+      <w:r>
+        <w:rPr>
+          <w:rFonts w:ascii="Arial" w:eastAsia="Arial" w:hAnsi="Arial" w:cs="Arial"/>
+          <w:sz w:val="19"/>
+          <w:szCs w:val="19"/>
+        </w:rPr>
+        <w:t>berbeda</w:t>
+      </w:r>
+      <w:proofErr w:type="spellEnd"/>
+      <w:r>
+        <w:rPr>
+          <w:rFonts w:ascii="Arial" w:eastAsia="Arial" w:hAnsi="Arial" w:cs="Arial"/>
+          <w:sz w:val="19"/>
+          <w:szCs w:val="19"/>
+        </w:rPr>
+        <w:t xml:space="preserve">. Solusi: </w:t>
+      </w:r>
+      <w:proofErr w:type="spellStart"/>
+      <w:r>
+        <w:rPr>
+          <w:rFonts w:ascii="Arial" w:eastAsia="Arial" w:hAnsi="Arial" w:cs="Arial"/>
+          <w:sz w:val="19"/>
+          <w:szCs w:val="19"/>
+        </w:rPr>
+        <w:t>gunakan</w:t>
+      </w:r>
+      <w:proofErr w:type="spellEnd"/>
+      <w:r>
+        <w:rPr>
+          <w:rFonts w:ascii="Arial" w:eastAsia="Arial" w:hAnsi="Arial" w:cs="Arial"/>
+          <w:sz w:val="19"/>
+          <w:szCs w:val="19"/>
+        </w:rPr>
+        <w:t xml:space="preserve"> </w:t>
+      </w:r>
+      <w:proofErr w:type="spellStart"/>
+      <w:r>
+        <w:rPr>
+          <w:rFonts w:ascii="Arial" w:eastAsia="Arial" w:hAnsi="Arial" w:cs="Arial"/>
+          <w:sz w:val="19"/>
+          <w:szCs w:val="19"/>
+        </w:rPr>
+        <w:t>variabel</w:t>
+      </w:r>
+      <w:proofErr w:type="spellEnd"/>
+      <w:r>
+        <w:rPr>
+          <w:rFonts w:ascii="Arial" w:eastAsia="Arial" w:hAnsi="Arial" w:cs="Arial"/>
+          <w:sz w:val="19"/>
+          <w:szCs w:val="19"/>
+        </w:rPr>
+        <w:t xml:space="preserve"> </w:t>
+      </w:r>
+      <w:proofErr w:type="spellStart"/>
+      <w:r>
+        <w:rPr>
+          <w:rFonts w:ascii="Arial" w:eastAsia="Arial" w:hAnsi="Arial" w:cs="Arial"/>
+          <w:sz w:val="19"/>
+          <w:szCs w:val="19"/>
+        </w:rPr>
+        <w:t>lingkungan</w:t>
+      </w:r>
+      <w:proofErr w:type="spellEnd"/>
+      <w:r>
+        <w:rPr>
+          <w:rFonts w:ascii="Arial" w:eastAsia="Arial" w:hAnsi="Arial" w:cs="Arial"/>
+          <w:sz w:val="19"/>
+          <w:szCs w:val="19"/>
+        </w:rPr>
+        <w:t xml:space="preserve"> SUPERSTORE_PROJECT_ROOT </w:t>
+      </w:r>
+      <w:proofErr w:type="spellStart"/>
+      <w:r>
+        <w:rPr>
+          <w:rFonts w:ascii="Arial" w:eastAsia="Arial" w:hAnsi="Arial" w:cs="Arial"/>
+          <w:sz w:val="19"/>
+          <w:szCs w:val="19"/>
+        </w:rPr>
+        <w:t>dengan</w:t>
+      </w:r>
+      <w:proofErr w:type="spellEnd"/>
+      <w:r>
+        <w:rPr>
+          <w:rFonts w:ascii="Arial" w:eastAsia="Arial" w:hAnsi="Arial" w:cs="Arial"/>
+          <w:sz w:val="19"/>
+          <w:szCs w:val="19"/>
+        </w:rPr>
+        <w:t xml:space="preserve"> fallback </w:t>
+      </w:r>
+      <w:proofErr w:type="spellStart"/>
+      <w:r>
+        <w:rPr>
+          <w:rFonts w:ascii="Arial" w:eastAsia="Arial" w:hAnsi="Arial" w:cs="Arial"/>
+          <w:sz w:val="19"/>
+          <w:szCs w:val="19"/>
+        </w:rPr>
+        <w:t>ke</w:t>
+      </w:r>
+      <w:proofErr w:type="spellEnd"/>
+      <w:r>
+        <w:rPr>
+          <w:rFonts w:ascii="Arial" w:eastAsia="Arial" w:hAnsi="Arial" w:cs="Arial"/>
+          <w:sz w:val="19"/>
+          <w:szCs w:val="19"/>
+        </w:rPr>
+        <w:t xml:space="preserve"> Path(__file__).parents[1].</w:t>
+      </w:r>
+    </w:p>
+    <w:p>
+      <w:pPr>
+        <w:spacing w:after="40"/>
+        <w:ind w:left="200"/>
+      </w:pPr>
+      <w:r>
+        <w:rPr>
+          <w:rFonts w:ascii="Arial" w:eastAsia="Arial" w:hAnsi="Arial" w:cs="Arial"/>
+          <w:b/>
+          <w:bCs/>
+          <w:sz w:val="19"/>
+          <w:szCs w:val="19"/>
+        </w:rPr>
+        <w:t xml:space="preserve">• Re-run SQLite. </w:t>
+      </w:r>
+      <w:proofErr w:type="spellStart"/>
+      <w:r>
+        <w:rPr>
+          <w:rFonts w:ascii="Arial" w:eastAsia="Arial" w:hAnsi="Arial" w:cs="Arial"/>
+          <w:sz w:val="19"/>
+          <w:szCs w:val="19"/>
+        </w:rPr>
+        <w:t>Menulis</w:t>
+      </w:r>
+      <w:proofErr w:type="spellEnd"/>
+      <w:r>
+        <w:rPr>
+          <w:rFonts w:ascii="Arial" w:eastAsia="Arial" w:hAnsi="Arial" w:cs="Arial"/>
+          <w:sz w:val="19"/>
+          <w:szCs w:val="19"/>
+        </w:rPr>
+        <w:t xml:space="preserve"> </w:t>
+      </w:r>
+      <w:proofErr w:type="spellStart"/>
+      <w:r>
+        <w:rPr>
+          <w:rFonts w:ascii="Arial" w:eastAsia="Arial" w:hAnsi="Arial" w:cs="Arial"/>
+          <w:sz w:val="19"/>
+          <w:szCs w:val="19"/>
+        </w:rPr>
+        <w:t>ulang</w:t>
+      </w:r>
+      <w:proofErr w:type="spellEnd"/>
+      <w:r>
+        <w:rPr>
+          <w:rFonts w:ascii="Arial" w:eastAsia="Arial" w:hAnsi="Arial" w:cs="Arial"/>
+          <w:sz w:val="19"/>
+          <w:szCs w:val="19"/>
+        </w:rPr>
+        <w:t xml:space="preserve"> </w:t>
+      </w:r>
+      <w:proofErr w:type="spellStart"/>
+      <w:r>
+        <w:rPr>
+          <w:rFonts w:ascii="Arial" w:eastAsia="Arial" w:hAnsi="Arial" w:cs="Arial"/>
+          <w:sz w:val="19"/>
+          <w:szCs w:val="19"/>
+        </w:rPr>
+        <w:t>tabel</w:t>
+      </w:r>
+      <w:proofErr w:type="spellEnd"/>
+      <w:r>
+        <w:rPr>
+          <w:rFonts w:ascii="Arial" w:eastAsia="Arial" w:hAnsi="Arial" w:cs="Arial"/>
+          <w:sz w:val="19"/>
+          <w:szCs w:val="19"/>
+        </w:rPr>
+        <w:t xml:space="preserve"> </w:t>
+      </w:r>
+      <w:proofErr w:type="spellStart"/>
+      <w:r>
+        <w:rPr>
+          <w:rFonts w:ascii="Arial" w:eastAsia="Arial" w:hAnsi="Arial" w:cs="Arial"/>
+          <w:sz w:val="19"/>
+          <w:szCs w:val="19"/>
+        </w:rPr>
+        <w:t>bisa</w:t>
+      </w:r>
+      <w:proofErr w:type="spellEnd"/>
+      <w:r>
+        <w:rPr>
+          <w:rFonts w:ascii="Arial" w:eastAsia="Arial" w:hAnsi="Arial" w:cs="Arial"/>
+          <w:sz w:val="19"/>
+          <w:szCs w:val="19"/>
+        </w:rPr>
+        <w:t xml:space="preserve"> </w:t>
+      </w:r>
+      <w:proofErr w:type="spellStart"/>
+      <w:r>
+        <w:rPr>
+          <w:rFonts w:ascii="Arial" w:eastAsia="Arial" w:hAnsi="Arial" w:cs="Arial"/>
+          <w:sz w:val="19"/>
+          <w:szCs w:val="19"/>
+        </w:rPr>
+        <w:t>gagal</w:t>
+      </w:r>
+      <w:proofErr w:type="spellEnd"/>
+      <w:r>
+        <w:rPr>
+          <w:rFonts w:ascii="Arial" w:eastAsia="Arial" w:hAnsi="Arial" w:cs="Arial"/>
+          <w:sz w:val="19"/>
+          <w:szCs w:val="19"/>
+        </w:rPr>
+        <w:t xml:space="preserve"> </w:t>
+      </w:r>
+      <w:proofErr w:type="spellStart"/>
+      <w:r>
+        <w:rPr>
+          <w:rFonts w:ascii="Arial" w:eastAsia="Arial" w:hAnsi="Arial" w:cs="Arial"/>
+          <w:sz w:val="19"/>
+          <w:szCs w:val="19"/>
+        </w:rPr>
+        <w:t>jika</w:t>
+      </w:r>
+      <w:proofErr w:type="spellEnd"/>
+      <w:r>
+        <w:rPr>
+          <w:rFonts w:ascii="Arial" w:eastAsia="Arial" w:hAnsi="Arial" w:cs="Arial"/>
+          <w:sz w:val="19"/>
+          <w:szCs w:val="19"/>
+        </w:rPr>
+        <w:t xml:space="preserve"> </w:t>
+      </w:r>
+      <w:proofErr w:type="spellStart"/>
+      <w:r>
+        <w:rPr>
+          <w:rFonts w:ascii="Arial" w:eastAsia="Arial" w:hAnsi="Arial" w:cs="Arial"/>
+          <w:sz w:val="19"/>
+          <w:szCs w:val="19"/>
+        </w:rPr>
+        <w:t>koneksi</w:t>
+      </w:r>
+      <w:proofErr w:type="spellEnd"/>
+      <w:r>
+        <w:rPr>
+          <w:rFonts w:ascii="Arial" w:eastAsia="Arial" w:hAnsi="Arial" w:cs="Arial"/>
+          <w:sz w:val="19"/>
+          <w:szCs w:val="19"/>
+        </w:rPr>
+        <w:t xml:space="preserve"> </w:t>
+      </w:r>
+      <w:proofErr w:type="spellStart"/>
+      <w:r>
+        <w:rPr>
+          <w:rFonts w:ascii="Arial" w:eastAsia="Arial" w:hAnsi="Arial" w:cs="Arial"/>
+          <w:sz w:val="19"/>
+          <w:szCs w:val="19"/>
+        </w:rPr>
+        <w:t>masih</w:t>
+      </w:r>
+      <w:proofErr w:type="spellEnd"/>
+      <w:r>
+        <w:rPr>
+          <w:rFonts w:ascii="Arial" w:eastAsia="Arial" w:hAnsi="Arial" w:cs="Arial"/>
+          <w:sz w:val="19"/>
+          <w:szCs w:val="19"/>
+        </w:rPr>
+        <w:t xml:space="preserve"> </w:t>
+      </w:r>
+      <w:proofErr w:type="spellStart"/>
+      <w:r>
+        <w:rPr>
+          <w:rFonts w:ascii="Arial" w:eastAsia="Arial" w:hAnsi="Arial" w:cs="Arial"/>
+          <w:sz w:val="19"/>
+          <w:szCs w:val="19"/>
+        </w:rPr>
+        <w:t>terbuka</w:t>
+      </w:r>
+      <w:proofErr w:type="spellEnd"/>
+      <w:r>
+        <w:rPr>
+          <w:rFonts w:ascii="Arial" w:eastAsia="Arial" w:hAnsi="Arial" w:cs="Arial"/>
+          <w:sz w:val="19"/>
+          <w:szCs w:val="19"/>
+        </w:rPr>
+        <w:t xml:space="preserve">. Solusi: hapus file SQLite </w:t>
+      </w:r>
+      <w:proofErr w:type="spellStart"/>
+      <w:r>
+        <w:rPr>
+          <w:rFonts w:ascii="Arial" w:eastAsia="Arial" w:hAnsi="Arial" w:cs="Arial"/>
+          <w:sz w:val="19"/>
+          <w:szCs w:val="19"/>
+        </w:rPr>
+        <w:t>sebelum</w:t>
+      </w:r>
+      <w:proofErr w:type="spellEnd"/>
+      <w:r>
+        <w:rPr>
+          <w:rFonts w:ascii="Arial" w:eastAsia="Arial" w:hAnsi="Arial" w:cs="Arial"/>
+          <w:sz w:val="19"/>
+          <w:szCs w:val="19"/>
+        </w:rPr>
+        <w:t xml:space="preserve"> </w:t>
+      </w:r>
+      <w:proofErr w:type="spellStart"/>
+      <w:r>
+        <w:rPr>
+          <w:rFonts w:ascii="Arial" w:eastAsia="Arial" w:hAnsi="Arial" w:cs="Arial"/>
+          <w:sz w:val="19"/>
+          <w:szCs w:val="19"/>
+        </w:rPr>
+        <w:t>to_sql</w:t>
+      </w:r>
+      <w:proofErr w:type="spellEnd"/>
+      <w:r>
+        <w:rPr>
+          <w:rFonts w:ascii="Arial" w:eastAsia="Arial" w:hAnsi="Arial" w:cs="Arial"/>
+          <w:sz w:val="19"/>
+          <w:szCs w:val="19"/>
+        </w:rPr>
+        <w:t xml:space="preserve">(..., </w:t>
+      </w:r>
+      <w:proofErr w:type="spellStart"/>
+      <w:r>
+        <w:rPr>
+          <w:rFonts w:ascii="Arial" w:eastAsia="Arial" w:hAnsi="Arial" w:cs="Arial"/>
+          <w:sz w:val="19"/>
+          <w:szCs w:val="19"/>
+        </w:rPr>
+        <w:t>if_exists</w:t>
+      </w:r>
+      <w:proofErr w:type="spellEnd"/>
+      <w:r>
+        <w:rPr>
+          <w:rFonts w:ascii="Arial" w:eastAsia="Arial" w:hAnsi="Arial" w:cs="Arial"/>
+          <w:sz w:val="19"/>
+          <w:szCs w:val="19"/>
+        </w:rPr>
+        <w:t>='replace').</w:t>
+      </w:r>
+    </w:p>
+    <w:p>
+      <w:pPr>
+        <w:spacing w:after="40"/>
+        <w:ind w:left="200"/>
+      </w:pPr>
+      <w:r>
+        <w:rPr>
+          <w:rFonts w:ascii="Arial" w:eastAsia="Arial" w:hAnsi="Arial" w:cs="Arial"/>
+          <w:b/>
+          <w:bCs/>
+          <w:sz w:val="19"/>
+          <w:szCs w:val="19"/>
+        </w:rPr>
+        <w:t xml:space="preserve">• Matplotlib di environment headless. </w:t>
+      </w:r>
+      <w:r>
+        <w:rPr>
+          <w:rFonts w:ascii="Arial" w:eastAsia="Arial" w:hAnsi="Arial" w:cs="Arial"/>
+          <w:sz w:val="19"/>
+          <w:szCs w:val="19"/>
+        </w:rPr>
+        <w:t xml:space="preserve">Backend default </w:t>
+      </w:r>
+      <w:proofErr w:type="spellStart"/>
+      <w:r>
+        <w:rPr>
+          <w:rFonts w:ascii="Arial" w:eastAsia="Arial" w:hAnsi="Arial" w:cs="Arial"/>
+          <w:sz w:val="19"/>
+          <w:szCs w:val="19"/>
+        </w:rPr>
+        <w:t>butuh</w:t>
+      </w:r>
+      <w:proofErr w:type="spellEnd"/>
+      <w:r>
+        <w:rPr>
+          <w:rFonts w:ascii="Arial" w:eastAsia="Arial" w:hAnsi="Arial" w:cs="Arial"/>
+          <w:sz w:val="19"/>
+          <w:szCs w:val="19"/>
+        </w:rPr>
+        <w:t xml:space="preserve"> display. Solusi: </w:t>
+      </w:r>
+      <w:proofErr w:type="spellStart"/>
+      <w:r>
+        <w:rPr>
+          <w:rFonts w:ascii="Arial" w:eastAsia="Arial" w:hAnsi="Arial" w:cs="Arial"/>
+          <w:sz w:val="19"/>
+          <w:szCs w:val="19"/>
+        </w:rPr>
+        <w:t>matplotlib.use</w:t>
+      </w:r>
+      <w:proofErr w:type="spellEnd"/>
+      <w:r>
+        <w:rPr>
+          <w:rFonts w:ascii="Arial" w:eastAsia="Arial" w:hAnsi="Arial" w:cs="Arial"/>
+          <w:sz w:val="19"/>
+          <w:szCs w:val="19"/>
+        </w:rPr>
+        <w:t xml:space="preserve">('Agg') </w:t>
+      </w:r>
+      <w:proofErr w:type="spellStart"/>
+      <w:r>
+        <w:rPr>
+          <w:rFonts w:ascii="Arial" w:eastAsia="Arial" w:hAnsi="Arial" w:cs="Arial"/>
+          <w:sz w:val="19"/>
+          <w:szCs w:val="19"/>
+        </w:rPr>
+        <w:t>sebelum</w:t>
+      </w:r>
+      <w:proofErr w:type="spellEnd"/>
+      <w:r>
+        <w:rPr>
+          <w:rFonts w:ascii="Arial" w:eastAsia="Arial" w:hAnsi="Arial" w:cs="Arial"/>
+          <w:sz w:val="19"/>
+          <w:szCs w:val="19"/>
+        </w:rPr>
+        <w:t xml:space="preserve"> import </w:t>
+      </w:r>
+      <w:proofErr w:type="spellStart"/>
+      <w:r>
+        <w:rPr>
+          <w:rFonts w:ascii="Arial" w:eastAsia="Arial" w:hAnsi="Arial" w:cs="Arial"/>
+          <w:sz w:val="19"/>
+          <w:szCs w:val="19"/>
+        </w:rPr>
+        <w:t>pyplot</w:t>
+      </w:r>
+      <w:proofErr w:type="spellEnd"/>
+      <w:r>
+        <w:rPr>
+          <w:rFonts w:ascii="Arial" w:eastAsia="Arial" w:hAnsi="Arial" w:cs="Arial"/>
+          <w:sz w:val="19"/>
+          <w:szCs w:val="19"/>
+        </w:rPr>
+        <w:t>.</w:t>
+      </w:r>
+    </w:p>
+    <w:p>
+      <w:pPr>
+        <w:spacing w:after="40"/>
+        <w:ind w:left="200"/>
+      </w:pPr>
+      <w:r>
+        <w:rPr>
+          <w:rFonts w:ascii="Arial" w:eastAsia="Arial" w:hAnsi="Arial" w:cs="Arial"/>
+          <w:b/>
+          <w:bCs/>
+          <w:sz w:val="19"/>
+          <w:szCs w:val="19"/>
+        </w:rPr>
+        <w:t xml:space="preserve">• Import Airflow </w:t>
+      </w:r>
+      <w:proofErr w:type="spellStart"/>
+      <w:r>
+        <w:rPr>
+          <w:rFonts w:ascii="Arial" w:eastAsia="Arial" w:hAnsi="Arial" w:cs="Arial"/>
+          <w:b/>
+          <w:bCs/>
+          <w:sz w:val="19"/>
+          <w:szCs w:val="19"/>
+        </w:rPr>
+        <w:t>saat</w:t>
+      </w:r>
+      <w:proofErr w:type="spellEnd"/>
+      <w:r>
+        <w:rPr>
+          <w:rFonts w:ascii="Arial" w:eastAsia="Arial" w:hAnsi="Arial" w:cs="Arial"/>
+          <w:b/>
+          <w:bCs/>
+          <w:sz w:val="19"/>
+          <w:szCs w:val="19"/>
+        </w:rPr>
+        <w:t xml:space="preserve"> unit-test </w:t>
+      </w:r>
+      <w:proofErr w:type="spellStart"/>
+      <w:r>
+        <w:rPr>
+          <w:rFonts w:ascii="Arial" w:eastAsia="Arial" w:hAnsi="Arial" w:cs="Arial"/>
+          <w:b/>
+          <w:bCs/>
+          <w:sz w:val="19"/>
+          <w:szCs w:val="19"/>
+        </w:rPr>
+        <w:t>lokal</w:t>
+      </w:r>
+      <w:proofErr w:type="spellEnd"/>
+      <w:r>
+        <w:rPr>
+          <w:rFonts w:ascii="Arial" w:eastAsia="Arial" w:hAnsi="Arial" w:cs="Arial"/>
+          <w:b/>
+          <w:bCs/>
+          <w:sz w:val="19"/>
+          <w:szCs w:val="19"/>
+        </w:rPr>
+        <w:t xml:space="preserve">. </w:t>
+      </w:r>
+      <w:proofErr w:type="spellStart"/>
+      <w:r>
+        <w:rPr>
+          <w:rFonts w:ascii="Arial" w:eastAsia="Arial" w:hAnsi="Arial" w:cs="Arial"/>
+          <w:sz w:val="19"/>
+          <w:szCs w:val="19"/>
+        </w:rPr>
+        <w:t>Untuk</w:t>
+      </w:r>
+      <w:proofErr w:type="spellEnd"/>
+      <w:r>
+        <w:rPr>
+          <w:rFonts w:ascii="Arial" w:eastAsia="Arial" w:hAnsi="Arial" w:cs="Arial"/>
+          <w:sz w:val="19"/>
+          <w:szCs w:val="19"/>
+        </w:rPr>
+        <w:t xml:space="preserve"> </w:t>
+      </w:r>
+      <w:proofErr w:type="spellStart"/>
+      <w:r>
+        <w:rPr>
+          <w:rFonts w:ascii="Arial" w:eastAsia="Arial" w:hAnsi="Arial" w:cs="Arial"/>
+          <w:sz w:val="19"/>
+          <w:szCs w:val="19"/>
+        </w:rPr>
+        <w:t>tes</w:t>
+      </w:r>
+      <w:proofErr w:type="spellEnd"/>
+      <w:r>
+        <w:rPr>
+          <w:rFonts w:ascii="Arial" w:eastAsia="Arial" w:hAnsi="Arial" w:cs="Arial"/>
+          <w:sz w:val="19"/>
+          <w:szCs w:val="19"/>
+        </w:rPr>
+        <w:t xml:space="preserve"> </w:t>
+      </w:r>
+      <w:proofErr w:type="spellStart"/>
+      <w:r>
+        <w:rPr>
+          <w:rFonts w:ascii="Arial" w:eastAsia="Arial" w:hAnsi="Arial" w:cs="Arial"/>
+          <w:sz w:val="19"/>
+          <w:szCs w:val="19"/>
+        </w:rPr>
+        <w:t>cepat</w:t>
+      </w:r>
+      <w:proofErr w:type="spellEnd"/>
+      <w:r>
+        <w:rPr>
+          <w:rFonts w:ascii="Arial" w:eastAsia="Arial" w:hAnsi="Arial" w:cs="Arial"/>
+          <w:sz w:val="19"/>
+          <w:szCs w:val="19"/>
+        </w:rPr>
+        <w:t xml:space="preserve"> </w:t>
+      </w:r>
+      <w:proofErr w:type="spellStart"/>
+      <w:r>
+        <w:rPr>
+          <w:rFonts w:ascii="Arial" w:eastAsia="Arial" w:hAnsi="Arial" w:cs="Arial"/>
+          <w:sz w:val="19"/>
+          <w:szCs w:val="19"/>
+        </w:rPr>
+        <w:t>tanpa</w:t>
+      </w:r>
+      <w:proofErr w:type="spellEnd"/>
+      <w:r>
+        <w:rPr>
+          <w:rFonts w:ascii="Arial" w:eastAsia="Arial" w:hAnsi="Arial" w:cs="Arial"/>
+          <w:sz w:val="19"/>
+          <w:szCs w:val="19"/>
+        </w:rPr>
+        <w:t xml:space="preserve"> scheduler, </w:t>
+      </w:r>
+      <w:proofErr w:type="spellStart"/>
+      <w:r>
+        <w:rPr>
+          <w:rFonts w:ascii="Arial" w:eastAsia="Arial" w:hAnsi="Arial" w:cs="Arial"/>
+          <w:sz w:val="19"/>
+          <w:szCs w:val="19"/>
+        </w:rPr>
+        <w:t>fungsi</w:t>
+      </w:r>
+      <w:proofErr w:type="spellEnd"/>
+      <w:r>
+        <w:rPr>
+          <w:rFonts w:ascii="Arial" w:eastAsia="Arial" w:hAnsi="Arial" w:cs="Arial"/>
+          <w:sz w:val="19"/>
+          <w:szCs w:val="19"/>
+        </w:rPr>
+        <w:t xml:space="preserve"> </w:t>
+      </w:r>
+      <w:proofErr w:type="spellStart"/>
+      <w:r>
+        <w:rPr>
+          <w:rFonts w:ascii="Arial" w:eastAsia="Arial" w:hAnsi="Arial" w:cs="Arial"/>
+          <w:sz w:val="19"/>
+          <w:szCs w:val="19"/>
+        </w:rPr>
+        <w:t>dipanggil</w:t>
+      </w:r>
+      <w:proofErr w:type="spellEnd"/>
+      <w:r>
+        <w:rPr>
+          <w:rFonts w:ascii="Arial" w:eastAsia="Arial" w:hAnsi="Arial" w:cs="Arial"/>
+          <w:sz w:val="19"/>
+          <w:szCs w:val="19"/>
+        </w:rPr>
+        <w:t xml:space="preserve"> </w:t>
+      </w:r>
+      <w:proofErr w:type="spellStart"/>
+      <w:r>
+        <w:rPr>
+          <w:rFonts w:ascii="Arial" w:eastAsia="Arial" w:hAnsi="Arial" w:cs="Arial"/>
+          <w:sz w:val="19"/>
+          <w:szCs w:val="19"/>
+        </w:rPr>
+        <w:t>langsung</w:t>
+      </w:r>
+      <w:proofErr w:type="spellEnd"/>
+      <w:r>
+        <w:rPr>
+          <w:rFonts w:ascii="Arial" w:eastAsia="Arial" w:hAnsi="Arial" w:cs="Arial"/>
+          <w:sz w:val="19"/>
+          <w:szCs w:val="19"/>
+        </w:rPr>
+        <w:t xml:space="preserve"> </w:t>
+      </w:r>
+      <w:proofErr w:type="spellStart"/>
+      <w:r>
+        <w:rPr>
+          <w:rFonts w:ascii="Arial" w:eastAsia="Arial" w:hAnsi="Arial" w:cs="Arial"/>
+          <w:sz w:val="19"/>
+          <w:szCs w:val="19"/>
+        </w:rPr>
+        <w:t>setelah</w:t>
+      </w:r>
+      <w:proofErr w:type="spellEnd"/>
+      <w:r>
+        <w:rPr>
+          <w:rFonts w:ascii="Arial" w:eastAsia="Arial" w:hAnsi="Arial" w:cs="Arial"/>
+          <w:sz w:val="19"/>
+          <w:szCs w:val="19"/>
+        </w:rPr>
+        <w:t xml:space="preserve"> set env var; </w:t>
+      </w:r>
+      <w:proofErr w:type="spellStart"/>
+      <w:r>
+        <w:rPr>
+          <w:rFonts w:ascii="Arial" w:eastAsia="Arial" w:hAnsi="Arial" w:cs="Arial"/>
+          <w:sz w:val="19"/>
+          <w:szCs w:val="19"/>
+        </w:rPr>
+        <w:t>modul</w:t>
+      </w:r>
+      <w:proofErr w:type="spellEnd"/>
+      <w:r>
+        <w:rPr>
+          <w:rFonts w:ascii="Arial" w:eastAsia="Arial" w:hAnsi="Arial" w:cs="Arial"/>
+          <w:sz w:val="19"/>
+          <w:szCs w:val="19"/>
+        </w:rPr>
+        <w:t xml:space="preserve"> </w:t>
+      </w:r>
+      <w:proofErr w:type="spellStart"/>
+      <w:r>
+        <w:rPr>
+          <w:rFonts w:ascii="Arial" w:eastAsia="Arial" w:hAnsi="Arial" w:cs="Arial"/>
+          <w:sz w:val="19"/>
+          <w:szCs w:val="19"/>
+        </w:rPr>
+        <w:t>tetap</w:t>
+      </w:r>
+      <w:proofErr w:type="spellEnd"/>
+      <w:r>
+        <w:rPr>
+          <w:rFonts w:ascii="Arial" w:eastAsia="Arial" w:hAnsi="Arial" w:cs="Arial"/>
+          <w:sz w:val="19"/>
+          <w:szCs w:val="19"/>
+        </w:rPr>
+        <w:t xml:space="preserve"> valid di Airflow </w:t>
+      </w:r>
+      <w:proofErr w:type="spellStart"/>
+      <w:r>
+        <w:rPr>
+          <w:rFonts w:ascii="Arial" w:eastAsia="Arial" w:hAnsi="Arial" w:cs="Arial"/>
+          <w:sz w:val="19"/>
+          <w:szCs w:val="19"/>
+        </w:rPr>
+        <w:t>karena</w:t>
+      </w:r>
+      <w:proofErr w:type="spellEnd"/>
+      <w:r>
+        <w:rPr>
+          <w:rFonts w:ascii="Arial" w:eastAsia="Arial" w:hAnsi="Arial" w:cs="Arial"/>
+          <w:sz w:val="19"/>
+          <w:szCs w:val="19"/>
+        </w:rPr>
+        <w:t xml:space="preserve"> import </w:t>
+      </w:r>
+      <w:proofErr w:type="spellStart"/>
+      <w:r>
+        <w:rPr>
+          <w:rFonts w:ascii="Arial" w:eastAsia="Arial" w:hAnsi="Arial" w:cs="Arial"/>
+          <w:sz w:val="19"/>
+          <w:szCs w:val="19"/>
+        </w:rPr>
+        <w:t>hanya</w:t>
+      </w:r>
+      <w:proofErr w:type="spellEnd"/>
+      <w:r>
+        <w:rPr>
+          <w:rFonts w:ascii="Arial" w:eastAsia="Arial" w:hAnsi="Arial" w:cs="Arial"/>
+          <w:sz w:val="19"/>
+          <w:szCs w:val="19"/>
+        </w:rPr>
+        <w:t xml:space="preserve"> </w:t>
+      </w:r>
+      <w:proofErr w:type="spellStart"/>
+      <w:r>
+        <w:rPr>
+          <w:rFonts w:ascii="Arial" w:eastAsia="Arial" w:hAnsi="Arial" w:cs="Arial"/>
+          <w:sz w:val="19"/>
+          <w:szCs w:val="19"/>
+        </w:rPr>
+        <w:t>terjadi</w:t>
+      </w:r>
+      <w:proofErr w:type="spellEnd"/>
+      <w:r>
+        <w:rPr>
+          <w:rFonts w:ascii="Arial" w:eastAsia="Arial" w:hAnsi="Arial" w:cs="Arial"/>
+          <w:sz w:val="19"/>
+          <w:szCs w:val="19"/>
+        </w:rPr>
+        <w:t xml:space="preserve"> </w:t>
+      </w:r>
+      <w:proofErr w:type="spellStart"/>
+      <w:r>
+        <w:rPr>
+          <w:rFonts w:ascii="Arial" w:eastAsia="Arial" w:hAnsi="Arial" w:cs="Arial"/>
+          <w:sz w:val="19"/>
+          <w:szCs w:val="19"/>
+        </w:rPr>
+        <w:t>saat</w:t>
+      </w:r>
+      <w:proofErr w:type="spellEnd"/>
+      <w:r>
+        <w:rPr>
+          <w:rFonts w:ascii="Arial" w:eastAsia="Arial" w:hAnsi="Arial" w:cs="Arial"/>
+          <w:sz w:val="19"/>
+          <w:szCs w:val="19"/>
+        </w:rPr>
+        <w:t xml:space="preserve"> DAG di-parse.</w:t>
+      </w:r>
+    </w:p>
+    <w:p>
+      <w:pPr>
+        <w:spacing w:before="200"/>
+      </w:pPr>
+    </w:p>
+    <w:p/>
     <w:sectPr>
       <w:pgSz w:w="11906" w:h="16838"/>
       <w:pgMar w:top="1000" w:right="1134" w:bottom="1000" w:left="1134" w:header="708" w:footer="708" w:gutter="0"/>
@@ -6655,6 +7151,25 @@
       <w:u w:val="single"/>
     </w:rPr>
   </w:style>
+  <w:style w:type="paragraph" w:styleId="Caption">
+    <w:name w:val="caption"/>
+    <w:basedOn w:val="Normal"/>
+    <w:next w:val="Normal"/>
+    <w:uiPriority w:val="35"/>
+    <w:unhideWhenUsed/>
+    <w:qFormat/>
+    <w:rsid w:val="0078493A"/>
+    <w:pPr>
+      <w:spacing w:after="200"/>
+    </w:pPr>
+    <w:rPr>
+      <w:i/>
+      <w:iCs/>
+      <w:color w:val="0E2841" w:themeColor="text2"/>
+      <w:sz w:val="18"/>
+      <w:szCs w:val="18"/>
+    </w:rPr>
+  </w:style>
 </w:styles>
 </file>
 
@@ -6951,4 +7466,16 @@
     </a:ext>
   </a:extLst>
 </a:theme>
+</file>
+
+<file path=customXml/item1.xml><?xml version="1.0" encoding="utf-8"?>
+<b:Sources xmlns:b="http://schemas.openxmlformats.org/officeDocument/2006/bibliography" xmlns="http://schemas.openxmlformats.org/officeDocument/2006/bibliography" SelectedStyle="/APASixthEditionOfficeOnline.xsl" StyleName="APA" Version="6"/>
+</file>
+
+<file path=customXml/itemProps1.xml><?xml version="1.0" encoding="utf-8"?>
+<ds:datastoreItem xmlns:ds="http://schemas.openxmlformats.org/officeDocument/2006/customXml" ds:itemID="{6C751F05-6323-AD4E-9CC3-C7DA99D61FD4}">
+  <ds:schemaRefs>
+    <ds:schemaRef ds:uri="http://schemas.openxmlformats.org/officeDocument/2006/bibliography"/>
+  </ds:schemaRefs>
+</ds:datastoreItem>
 </file>